--- a/template.docx
+++ b/template.docx
@@ -703,7 +703,8 @@
     </w:p>
     <w:p>
       <w:pPr>
-        <w:pStyle w:val="1"/>
+        <w:ind w:firstLine="0"/>
+        <w:jc w:val="center"/>
       </w:pPr>
       <w:bookmarkStart w:id="0" w:name="_Toc184990361"/>
       <w:bookmarkStart w:id="1" w:name="_Toc185184322"/>
@@ -768,7 +769,8 @@
     </w:p>
     <w:p>
       <w:pPr>
-        <w:pStyle w:val="1"/>
+        <w:ind w:firstLine="0"/>
+        <w:jc w:val="center"/>
       </w:pPr>
       <w:bookmarkStart w:id="2" w:name="_Toc184990362"/>
       <w:bookmarkStart w:id="3" w:name="_Toc185184323"/>
@@ -783,8 +785,7 @@
       <w:r>
         <w:rPr>
           <w:rStyle w:val="aff4"/>
-          <w:rFonts w:eastAsiaTheme="minorHAnsi" w:cstheme="minorBidi"/>
-          <w:caps w:val="0"/>
+          <w:caps/>
         </w:rPr>
         <w:commentReference w:id="4"/>
       </w:r>
@@ -801,16 +802,14 @@
         <w:p>
           <w:pPr>
             <w:pStyle w:val="11"/>
-            <w:tabs>
-              <w:tab w:val="clear" w:pos="9628"/>
-              <w:tab w:val="right" w:leader="dot" w:pos="9354"/>
-            </w:tabs>
-            <w:spacing w:after="0"/>
             <w:rPr>
               <w:rFonts w:asciiTheme="minorHAnsi" w:eastAsiaTheme="minorEastAsia" w:hAnsiTheme="minorHAnsi"/>
               <w:noProof/>
-              <w:sz w:val="22"/>
+              <w:kern w:val="2"/>
+              <w:sz w:val="24"/>
+              <w:szCs w:val="24"/>
               <w:lang w:eastAsia="ru-RU"/>
+              <w14:ligatures w14:val="standardContextual"/>
             </w:rPr>
           </w:pPr>
           <w:r>
@@ -829,27 +828,13 @@
             </w:rPr>
             <w:fldChar w:fldCharType="separate"/>
           </w:r>
-          <w:hyperlink w:anchor="_Toc185184324" w:history="1">
+          <w:hyperlink w:anchor="_Toc213065846" w:history="1">
             <w:r>
               <w:rPr>
                 <w:rStyle w:val="af8"/>
                 <w:noProof/>
               </w:rPr>
-              <w:t>Введен</w:t>
-            </w:r>
-            <w:r>
-              <w:rPr>
-                <w:rStyle w:val="af8"/>
-                <w:noProof/>
-              </w:rPr>
-              <w:t>и</w:t>
-            </w:r>
-            <w:r>
-              <w:rPr>
-                <w:rStyle w:val="af8"/>
-                <w:noProof/>
-              </w:rPr>
-              <w:t>е</w:t>
+              <w:t>Введение</w:t>
             </w:r>
             <w:r>
               <w:rPr>
@@ -870,7 +855,7 @@
                 <w:noProof/>
                 <w:webHidden/>
               </w:rPr>
-              <w:instrText xml:space="preserve"> PAGEREF _Toc185184324 \h </w:instrText>
+              <w:instrText xml:space="preserve"> PAGEREF _Toc213065846 \h </w:instrText>
             </w:r>
             <w:r>
               <w:rPr>
@@ -890,7 +875,7 @@
                 <w:noProof/>
                 <w:webHidden/>
               </w:rPr>
-              <w:t>9</w:t>
+              <w:t>4</w:t>
             </w:r>
             <w:r>
               <w:rPr>
@@ -904,19 +889,17 @@
         <w:p>
           <w:pPr>
             <w:pStyle w:val="21"/>
-            <w:tabs>
-              <w:tab w:val="clear" w:pos="9628"/>
-              <w:tab w:val="right" w:leader="dot" w:pos="9354"/>
-            </w:tabs>
-            <w:spacing w:after="0"/>
             <w:rPr>
               <w:rFonts w:asciiTheme="minorHAnsi" w:eastAsiaTheme="minorEastAsia" w:hAnsiTheme="minorHAnsi"/>
               <w:noProof/>
-              <w:sz w:val="22"/>
+              <w:kern w:val="2"/>
+              <w:sz w:val="24"/>
+              <w:szCs w:val="24"/>
               <w:lang w:eastAsia="ru-RU"/>
+              <w14:ligatures w14:val="standardContextual"/>
             </w:rPr>
           </w:pPr>
-          <w:hyperlink w:anchor="_Toc185184325" w:history="1">
+          <w:hyperlink w:anchor="_Toc213065847" w:history="1">
             <w:r>
               <w:rPr>
                 <w:rStyle w:val="af8"/>
@@ -943,7 +926,7 @@
                 <w:noProof/>
                 <w:webHidden/>
               </w:rPr>
-              <w:instrText xml:space="preserve"> PAGEREF _Toc185184325 \h </w:instrText>
+              <w:instrText xml:space="preserve"> PAGEREF _Toc213065847 \h </w:instrText>
             </w:r>
             <w:r>
               <w:rPr>
@@ -963,7 +946,7 @@
                 <w:noProof/>
                 <w:webHidden/>
               </w:rPr>
-              <w:t>10</w:t>
+              <w:t>5</w:t>
             </w:r>
             <w:r>
               <w:rPr>
@@ -977,19 +960,17 @@
         <w:p>
           <w:pPr>
             <w:pStyle w:val="31"/>
-            <w:tabs>
-              <w:tab w:val="clear" w:pos="9628"/>
-              <w:tab w:val="right" w:leader="dot" w:pos="9354"/>
-            </w:tabs>
-            <w:spacing w:after="0"/>
             <w:rPr>
               <w:rFonts w:asciiTheme="minorHAnsi" w:eastAsiaTheme="minorEastAsia" w:hAnsiTheme="minorHAnsi"/>
               <w:noProof/>
-              <w:sz w:val="22"/>
+              <w:kern w:val="2"/>
+              <w:sz w:val="24"/>
+              <w:szCs w:val="24"/>
               <w:lang w:eastAsia="ru-RU"/>
+              <w14:ligatures w14:val="standardContextual"/>
             </w:rPr>
           </w:pPr>
-          <w:hyperlink w:anchor="_Toc185184326" w:history="1">
+          <w:hyperlink w:anchor="_Toc213065848" w:history="1">
             <w:r>
               <w:rPr>
                 <w:rStyle w:val="af8"/>
@@ -1016,7 +997,7 @@
                 <w:noProof/>
                 <w:webHidden/>
               </w:rPr>
-              <w:instrText xml:space="preserve"> PAGEREF _Toc185184326 \h </w:instrText>
+              <w:instrText xml:space="preserve"> PAGEREF _Toc213065848 \h </w:instrText>
             </w:r>
             <w:r>
               <w:rPr>
@@ -1036,7 +1017,7 @@
                 <w:noProof/>
                 <w:webHidden/>
               </w:rPr>
-              <w:t>10</w:t>
+              <w:t>5</w:t>
             </w:r>
             <w:r>
               <w:rPr>
@@ -1050,19 +1031,17 @@
         <w:p>
           <w:pPr>
             <w:pStyle w:val="41"/>
-            <w:tabs>
-              <w:tab w:val="clear" w:pos="9628"/>
-              <w:tab w:val="right" w:leader="dot" w:pos="9354"/>
-            </w:tabs>
-            <w:spacing w:after="0"/>
             <w:rPr>
               <w:rFonts w:asciiTheme="minorHAnsi" w:eastAsiaTheme="minorEastAsia" w:hAnsiTheme="minorHAnsi"/>
               <w:noProof/>
-              <w:sz w:val="22"/>
+              <w:kern w:val="2"/>
+              <w:sz w:val="24"/>
+              <w:szCs w:val="24"/>
               <w:lang w:eastAsia="ru-RU"/>
+              <w14:ligatures w14:val="standardContextual"/>
             </w:rPr>
           </w:pPr>
-          <w:hyperlink w:anchor="_Toc185184327" w:history="1">
+          <w:hyperlink w:anchor="_Toc213065849" w:history="1">
             <w:r>
               <w:rPr>
                 <w:rStyle w:val="af8"/>
@@ -1089,7 +1068,7 @@
                 <w:noProof/>
                 <w:webHidden/>
               </w:rPr>
-              <w:instrText xml:space="preserve"> PAGEREF _Toc185184327 \h </w:instrText>
+              <w:instrText xml:space="preserve"> PAGEREF _Toc213065849 \h </w:instrText>
             </w:r>
             <w:r>
               <w:rPr>
@@ -1109,7 +1088,7 @@
                 <w:noProof/>
                 <w:webHidden/>
               </w:rPr>
-              <w:t>10</w:t>
+              <w:t>5</w:t>
             </w:r>
             <w:r>
               <w:rPr>
@@ -1123,19 +1102,17 @@
         <w:p>
           <w:pPr>
             <w:pStyle w:val="21"/>
-            <w:tabs>
-              <w:tab w:val="clear" w:pos="9628"/>
-              <w:tab w:val="right" w:leader="dot" w:pos="9354"/>
-            </w:tabs>
-            <w:spacing w:after="0"/>
             <w:rPr>
               <w:rFonts w:asciiTheme="minorHAnsi" w:eastAsiaTheme="minorEastAsia" w:hAnsiTheme="minorHAnsi"/>
               <w:noProof/>
-              <w:sz w:val="22"/>
+              <w:kern w:val="2"/>
+              <w:sz w:val="24"/>
+              <w:szCs w:val="24"/>
               <w:lang w:eastAsia="ru-RU"/>
+              <w14:ligatures w14:val="standardContextual"/>
             </w:rPr>
           </w:pPr>
-          <w:hyperlink w:anchor="_Toc185184328" w:history="1">
+          <w:hyperlink w:anchor="_Toc213065850" w:history="1">
             <w:r>
               <w:rPr>
                 <w:rStyle w:val="af8"/>
@@ -1162,7 +1139,7 @@
                 <w:noProof/>
                 <w:webHidden/>
               </w:rPr>
-              <w:instrText xml:space="preserve"> PAGEREF _Toc185184328 \h </w:instrText>
+              <w:instrText xml:space="preserve"> PAGEREF _Toc213065850 \h </w:instrText>
             </w:r>
             <w:r>
               <w:rPr>
@@ -1182,7 +1159,7 @@
                 <w:noProof/>
                 <w:webHidden/>
               </w:rPr>
-              <w:t>11</w:t>
+              <w:t>6</w:t>
             </w:r>
             <w:r>
               <w:rPr>
@@ -1196,19 +1173,17 @@
         <w:p>
           <w:pPr>
             <w:pStyle w:val="31"/>
-            <w:tabs>
-              <w:tab w:val="clear" w:pos="9628"/>
-              <w:tab w:val="right" w:leader="dot" w:pos="9354"/>
-            </w:tabs>
-            <w:spacing w:after="0"/>
             <w:rPr>
               <w:rFonts w:asciiTheme="minorHAnsi" w:eastAsiaTheme="minorEastAsia" w:hAnsiTheme="minorHAnsi"/>
               <w:noProof/>
-              <w:sz w:val="22"/>
+              <w:kern w:val="2"/>
+              <w:sz w:val="24"/>
+              <w:szCs w:val="24"/>
               <w:lang w:eastAsia="ru-RU"/>
+              <w14:ligatures w14:val="standardContextual"/>
             </w:rPr>
           </w:pPr>
-          <w:hyperlink w:anchor="_Toc185184329" w:history="1">
+          <w:hyperlink w:anchor="_Toc213065851" w:history="1">
             <w:r>
               <w:rPr>
                 <w:rStyle w:val="af8"/>
@@ -1235,7 +1210,7 @@
                 <w:noProof/>
                 <w:webHidden/>
               </w:rPr>
-              <w:instrText xml:space="preserve"> PAGEREF _Toc185184329 \h </w:instrText>
+              <w:instrText xml:space="preserve"> PAGEREF _Toc213065851 \h </w:instrText>
             </w:r>
             <w:r>
               <w:rPr>
@@ -1255,7 +1230,7 @@
                 <w:noProof/>
                 <w:webHidden/>
               </w:rPr>
-              <w:t>11</w:t>
+              <w:t>6</w:t>
             </w:r>
             <w:r>
               <w:rPr>
@@ -1269,19 +1244,17 @@
         <w:p>
           <w:pPr>
             <w:pStyle w:val="31"/>
-            <w:tabs>
-              <w:tab w:val="clear" w:pos="9628"/>
-              <w:tab w:val="right" w:leader="dot" w:pos="9354"/>
-            </w:tabs>
-            <w:spacing w:after="0"/>
             <w:rPr>
               <w:rFonts w:asciiTheme="minorHAnsi" w:eastAsiaTheme="minorEastAsia" w:hAnsiTheme="minorHAnsi"/>
               <w:noProof/>
-              <w:sz w:val="22"/>
+              <w:kern w:val="2"/>
+              <w:sz w:val="24"/>
+              <w:szCs w:val="24"/>
               <w:lang w:eastAsia="ru-RU"/>
+              <w14:ligatures w14:val="standardContextual"/>
             </w:rPr>
           </w:pPr>
-          <w:hyperlink w:anchor="_Toc185184330" w:history="1">
+          <w:hyperlink w:anchor="_Toc213065852" w:history="1">
             <w:r>
               <w:rPr>
                 <w:rStyle w:val="af8"/>
@@ -1308,7 +1281,7 @@
                 <w:noProof/>
                 <w:webHidden/>
               </w:rPr>
-              <w:instrText xml:space="preserve"> PAGEREF _Toc185184330 \h </w:instrText>
+              <w:instrText xml:space="preserve"> PAGEREF _Toc213065852 \h </w:instrText>
             </w:r>
             <w:r>
               <w:rPr>
@@ -1328,7 +1301,7 @@
                 <w:noProof/>
                 <w:webHidden/>
               </w:rPr>
-              <w:t>11</w:t>
+              <w:t>6</w:t>
             </w:r>
             <w:r>
               <w:rPr>
@@ -1342,19 +1315,17 @@
         <w:p>
           <w:pPr>
             <w:pStyle w:val="21"/>
-            <w:tabs>
-              <w:tab w:val="clear" w:pos="9628"/>
-              <w:tab w:val="right" w:leader="dot" w:pos="9354"/>
-            </w:tabs>
-            <w:spacing w:after="0"/>
             <w:rPr>
               <w:rFonts w:asciiTheme="minorHAnsi" w:eastAsiaTheme="minorEastAsia" w:hAnsiTheme="minorHAnsi"/>
               <w:noProof/>
-              <w:sz w:val="22"/>
+              <w:kern w:val="2"/>
+              <w:sz w:val="24"/>
+              <w:szCs w:val="24"/>
               <w:lang w:eastAsia="ru-RU"/>
+              <w14:ligatures w14:val="standardContextual"/>
             </w:rPr>
           </w:pPr>
-          <w:hyperlink w:anchor="_Toc185184331" w:history="1">
+          <w:hyperlink w:anchor="_Toc213065853" w:history="1">
             <w:r>
               <w:rPr>
                 <w:rStyle w:val="af8"/>
@@ -1381,7 +1352,7 @@
                 <w:noProof/>
                 <w:webHidden/>
               </w:rPr>
-              <w:instrText xml:space="preserve"> PAGEREF _Toc185184331 \h </w:instrText>
+              <w:instrText xml:space="preserve"> PAGEREF _Toc213065853 \h </w:instrText>
             </w:r>
             <w:r>
               <w:rPr>
@@ -1401,7 +1372,7 @@
                 <w:noProof/>
                 <w:webHidden/>
               </w:rPr>
-              <w:t>12</w:t>
+              <w:t>7</w:t>
             </w:r>
             <w:r>
               <w:rPr>
@@ -1415,19 +1386,17 @@
         <w:p>
           <w:pPr>
             <w:pStyle w:val="21"/>
-            <w:tabs>
-              <w:tab w:val="clear" w:pos="9628"/>
-              <w:tab w:val="right" w:leader="dot" w:pos="9354"/>
-            </w:tabs>
-            <w:spacing w:after="0"/>
             <w:rPr>
               <w:rFonts w:asciiTheme="minorHAnsi" w:eastAsiaTheme="minorEastAsia" w:hAnsiTheme="minorHAnsi"/>
               <w:noProof/>
-              <w:sz w:val="22"/>
+              <w:kern w:val="2"/>
+              <w:sz w:val="24"/>
+              <w:szCs w:val="24"/>
               <w:lang w:eastAsia="ru-RU"/>
+              <w14:ligatures w14:val="standardContextual"/>
             </w:rPr>
           </w:pPr>
-          <w:hyperlink w:anchor="_Toc185184332" w:history="1">
+          <w:hyperlink w:anchor="_Toc213065854" w:history="1">
             <w:r>
               <w:rPr>
                 <w:rStyle w:val="af8"/>
@@ -1454,7 +1423,7 @@
                 <w:noProof/>
                 <w:webHidden/>
               </w:rPr>
-              <w:instrText xml:space="preserve"> PAGEREF _Toc185184332 \h </w:instrText>
+              <w:instrText xml:space="preserve"> PAGEREF _Toc213065854 \h </w:instrText>
             </w:r>
             <w:r>
               <w:rPr>
@@ -1474,7 +1443,7 @@
                 <w:noProof/>
                 <w:webHidden/>
               </w:rPr>
-              <w:t>13</w:t>
+              <w:t>8</w:t>
             </w:r>
             <w:r>
               <w:rPr>
@@ -1488,19 +1457,17 @@
         <w:p>
           <w:pPr>
             <w:pStyle w:val="21"/>
-            <w:tabs>
-              <w:tab w:val="clear" w:pos="9628"/>
-              <w:tab w:val="right" w:leader="dot" w:pos="9354"/>
-            </w:tabs>
-            <w:spacing w:after="0"/>
             <w:rPr>
               <w:rFonts w:asciiTheme="minorHAnsi" w:eastAsiaTheme="minorEastAsia" w:hAnsiTheme="minorHAnsi"/>
               <w:noProof/>
-              <w:sz w:val="22"/>
+              <w:kern w:val="2"/>
+              <w:sz w:val="24"/>
+              <w:szCs w:val="24"/>
               <w:lang w:eastAsia="ru-RU"/>
+              <w14:ligatures w14:val="standardContextual"/>
             </w:rPr>
           </w:pPr>
-          <w:hyperlink w:anchor="_Toc185184333" w:history="1">
+          <w:hyperlink w:anchor="_Toc213065855" w:history="1">
             <w:r>
               <w:rPr>
                 <w:rStyle w:val="af8"/>
@@ -1527,7 +1494,7 @@
                 <w:noProof/>
                 <w:webHidden/>
               </w:rPr>
-              <w:instrText xml:space="preserve"> PAGEREF _Toc185184333 \h </w:instrText>
+              <w:instrText xml:space="preserve"> PAGEREF _Toc213065855 \h </w:instrText>
             </w:r>
             <w:r>
               <w:rPr>
@@ -1547,7 +1514,7 @@
                 <w:noProof/>
                 <w:webHidden/>
               </w:rPr>
-              <w:t>14</w:t>
+              <w:t>9</w:t>
             </w:r>
             <w:r>
               <w:rPr>
@@ -1561,19 +1528,17 @@
         <w:p>
           <w:pPr>
             <w:pStyle w:val="21"/>
-            <w:tabs>
-              <w:tab w:val="clear" w:pos="9628"/>
-              <w:tab w:val="right" w:leader="dot" w:pos="9354"/>
-            </w:tabs>
-            <w:spacing w:after="0"/>
             <w:rPr>
               <w:rFonts w:asciiTheme="minorHAnsi" w:eastAsiaTheme="minorEastAsia" w:hAnsiTheme="minorHAnsi"/>
               <w:noProof/>
-              <w:sz w:val="22"/>
+              <w:kern w:val="2"/>
+              <w:sz w:val="24"/>
+              <w:szCs w:val="24"/>
               <w:lang w:eastAsia="ru-RU"/>
+              <w14:ligatures w14:val="standardContextual"/>
             </w:rPr>
           </w:pPr>
-          <w:hyperlink w:anchor="_Toc185184334" w:history="1">
+          <w:hyperlink w:anchor="_Toc213065856" w:history="1">
             <w:r>
               <w:rPr>
                 <w:rStyle w:val="af8"/>
@@ -1600,7 +1565,7 @@
                 <w:noProof/>
                 <w:webHidden/>
               </w:rPr>
-              <w:instrText xml:space="preserve"> PAGEREF _Toc185184334 \h </w:instrText>
+              <w:instrText xml:space="preserve"> PAGEREF _Toc213065856 \h </w:instrText>
             </w:r>
             <w:r>
               <w:rPr>
@@ -1620,7 +1585,7 @@
                 <w:noProof/>
                 <w:webHidden/>
               </w:rPr>
-              <w:t>15</w:t>
+              <w:t>10</w:t>
             </w:r>
             <w:r>
               <w:rPr>
@@ -1634,19 +1599,17 @@
         <w:p>
           <w:pPr>
             <w:pStyle w:val="11"/>
-            <w:tabs>
-              <w:tab w:val="clear" w:pos="9628"/>
-              <w:tab w:val="right" w:leader="dot" w:pos="9354"/>
-            </w:tabs>
-            <w:spacing w:after="0"/>
             <w:rPr>
               <w:rFonts w:asciiTheme="minorHAnsi" w:eastAsiaTheme="minorEastAsia" w:hAnsiTheme="minorHAnsi"/>
               <w:noProof/>
-              <w:sz w:val="22"/>
+              <w:kern w:val="2"/>
+              <w:sz w:val="24"/>
+              <w:szCs w:val="24"/>
               <w:lang w:eastAsia="ru-RU"/>
+              <w14:ligatures w14:val="standardContextual"/>
             </w:rPr>
           </w:pPr>
-          <w:hyperlink w:anchor="_Toc185184335" w:history="1">
+          <w:hyperlink w:anchor="_Toc213065857" w:history="1">
             <w:r>
               <w:rPr>
                 <w:rStyle w:val="af8"/>
@@ -1674,7 +1637,7 @@
                 <w:noProof/>
                 <w:webHidden/>
               </w:rPr>
-              <w:instrText xml:space="preserve"> PAGEREF _Toc185184335 \h </w:instrText>
+              <w:instrText xml:space="preserve"> PAGEREF _Toc213065857 \h </w:instrText>
             </w:r>
             <w:r>
               <w:rPr>
@@ -1694,7 +1657,7 @@
                 <w:noProof/>
                 <w:webHidden/>
               </w:rPr>
-              <w:t>16</w:t>
+              <w:t>11</w:t>
             </w:r>
             <w:r>
               <w:rPr>
@@ -1708,19 +1671,17 @@
         <w:p>
           <w:pPr>
             <w:pStyle w:val="11"/>
-            <w:tabs>
-              <w:tab w:val="clear" w:pos="9628"/>
-              <w:tab w:val="right" w:leader="dot" w:pos="9354"/>
-            </w:tabs>
-            <w:spacing w:after="0"/>
             <w:rPr>
               <w:rFonts w:asciiTheme="minorHAnsi" w:eastAsiaTheme="minorEastAsia" w:hAnsiTheme="minorHAnsi"/>
               <w:noProof/>
-              <w:sz w:val="22"/>
+              <w:kern w:val="2"/>
+              <w:sz w:val="24"/>
+              <w:szCs w:val="24"/>
               <w:lang w:eastAsia="ru-RU"/>
+              <w14:ligatures w14:val="standardContextual"/>
             </w:rPr>
           </w:pPr>
-          <w:hyperlink w:anchor="_Toc185184336" w:history="1">
+          <w:hyperlink w:anchor="_Toc213065858" w:history="1">
             <w:r>
               <w:rPr>
                 <w:rStyle w:val="af8"/>
@@ -1747,7 +1708,7 @@
                 <w:noProof/>
                 <w:webHidden/>
               </w:rPr>
-              <w:instrText xml:space="preserve"> PAGEREF _Toc185184336 \h </w:instrText>
+              <w:instrText xml:space="preserve"> PAGEREF _Toc213065858 \h </w:instrText>
             </w:r>
             <w:r>
               <w:rPr>
@@ -1767,7 +1728,7 @@
                 <w:noProof/>
                 <w:webHidden/>
               </w:rPr>
-              <w:t>17</w:t>
+              <w:t>12</w:t>
             </w:r>
             <w:r>
               <w:rPr>
@@ -1781,98 +1742,108 @@
         <w:p>
           <w:pPr>
             <w:pStyle w:val="11"/>
-            <w:tabs>
-              <w:tab w:val="clear" w:pos="9628"/>
-              <w:tab w:val="right" w:leader="dot" w:pos="9354"/>
-            </w:tabs>
-            <w:spacing w:after="0"/>
             <w:rPr>
               <w:rFonts w:asciiTheme="minorHAnsi" w:eastAsiaTheme="minorEastAsia" w:hAnsiTheme="minorHAnsi"/>
               <w:noProof/>
-              <w:sz w:val="22"/>
+              <w:kern w:val="2"/>
+              <w:sz w:val="24"/>
+              <w:szCs w:val="24"/>
               <w:lang w:eastAsia="ru-RU"/>
+              <w14:ligatures w14:val="standardContextual"/>
             </w:rPr>
           </w:pPr>
-          <w:hyperlink w:anchor="_Toc185184337" w:history="1">
-            <w:r>
-              <w:rPr>
-                <w:rStyle w:val="af8"/>
-                <w:noProof/>
-              </w:rPr>
-              <w:t>П</w:t>
-            </w:r>
-            <w:r>
-              <w:rPr>
-                <w:rStyle w:val="af8"/>
-                <w:noProof/>
-              </w:rPr>
-              <w:t>риложение</w:t>
-            </w:r>
-            <w:r>
-              <w:rPr>
-                <w:rStyle w:val="af8"/>
-                <w:noProof/>
-              </w:rPr>
-              <w:t xml:space="preserve"> А Пример приложения</w:t>
-            </w:r>
-            <w:r>
-              <w:rPr>
-                <w:noProof/>
-                <w:webHidden/>
-              </w:rPr>
-              <w:tab/>
-            </w:r>
-            <w:r>
-              <w:rPr>
-                <w:noProof/>
-                <w:webHidden/>
-              </w:rPr>
-              <w:fldChar w:fldCharType="begin"/>
-            </w:r>
-            <w:r>
-              <w:rPr>
-                <w:noProof/>
-                <w:webHidden/>
-              </w:rPr>
-              <w:instrText xml:space="preserve"> PAGEREF _Toc185184337 \h </w:instrText>
-            </w:r>
-            <w:r>
-              <w:rPr>
-                <w:noProof/>
-                <w:webHidden/>
-              </w:rPr>
-            </w:r>
-            <w:r>
-              <w:rPr>
-                <w:noProof/>
-                <w:webHidden/>
-              </w:rPr>
-              <w:fldChar w:fldCharType="separate"/>
-            </w:r>
-            <w:r>
-              <w:rPr>
-                <w:noProof/>
-                <w:webHidden/>
-              </w:rPr>
-              <w:t>18</w:t>
-            </w:r>
-            <w:r>
-              <w:rPr>
-                <w:noProof/>
-                <w:webHidden/>
-              </w:rPr>
-              <w:fldChar w:fldCharType="end"/>
-            </w:r>
-          </w:hyperlink>
+          <w:r>
+            <w:fldChar w:fldCharType="begin"/>
+          </w:r>
+          <w:r>
+            <w:instrText>HYPERLINK \l "_Toc213065859"</w:instrText>
+          </w:r>
+          <w:r>
+            <w:fldChar w:fldCharType="separate"/>
+          </w:r>
+          <w:r>
+            <w:rPr>
+              <w:rStyle w:val="af8"/>
+              <w:noProof/>
+            </w:rPr>
+            <w:t>П</w:t>
+          </w:r>
+          <w:r>
+            <w:rPr>
+              <w:rStyle w:val="af8"/>
+              <w:noProof/>
+            </w:rPr>
+            <w:t>ри</w:t>
+          </w:r>
+          <w:r>
+            <w:rPr>
+              <w:rStyle w:val="af8"/>
+              <w:noProof/>
+            </w:rPr>
+            <w:t>ложение</w:t>
+          </w:r>
+          <w:r>
+            <w:rPr>
+              <w:rStyle w:val="af8"/>
+              <w:noProof/>
+            </w:rPr>
+            <w:t xml:space="preserve"> А Пример приложения</w:t>
+          </w:r>
+          <w:r>
+            <w:rPr>
+              <w:noProof/>
+              <w:webHidden/>
+            </w:rPr>
+            <w:tab/>
+          </w:r>
+          <w:r>
+            <w:rPr>
+              <w:noProof/>
+              <w:webHidden/>
+            </w:rPr>
+            <w:fldChar w:fldCharType="begin"/>
+          </w:r>
+          <w:r>
+            <w:rPr>
+              <w:noProof/>
+              <w:webHidden/>
+            </w:rPr>
+            <w:instrText xml:space="preserve"> PAGEREF _Toc213065859 \h </w:instrText>
+          </w:r>
+          <w:r>
+            <w:rPr>
+              <w:noProof/>
+              <w:webHidden/>
+            </w:rPr>
+          </w:r>
+          <w:r>
+            <w:rPr>
+              <w:noProof/>
+              <w:webHidden/>
+            </w:rPr>
+            <w:fldChar w:fldCharType="separate"/>
+          </w:r>
+          <w:r>
+            <w:rPr>
+              <w:noProof/>
+              <w:webHidden/>
+            </w:rPr>
+            <w:t>13</w:t>
+          </w:r>
+          <w:r>
+            <w:rPr>
+              <w:noProof/>
+              <w:webHidden/>
+            </w:rPr>
+            <w:fldChar w:fldCharType="end"/>
+          </w:r>
+          <w:r>
+            <w:fldChar w:fldCharType="end"/>
+          </w:r>
         </w:p>
         <w:p>
           <w:pPr>
             <w:pStyle w:val="11"/>
-            <w:tabs>
-              <w:tab w:val="clear" w:pos="9628"/>
-              <w:tab w:val="right" w:leader="dot" w:pos="9354"/>
-            </w:tabs>
-            <w:spacing w:after="0"/>
             <w:rPr>
               <w:rFonts w:asciiTheme="minorHAnsi" w:eastAsiaTheme="minorEastAsia" w:hAnsiTheme="minorHAnsi"/>
               <w:kern w:val="2"/>
@@ -1895,10 +1866,13 @@
       <w:pPr>
         <w:pStyle w:val="1"/>
       </w:pPr>
-      <w:bookmarkStart w:id="5" w:name="_Toc185184324"/>
+      <w:bookmarkStart w:id="5" w:name="_Toc213065846"/>
       <w:r>
         <w:lastRenderedPageBreak/>
-        <w:t>Введение</w:t>
+        <w:t>В</w:t>
+      </w:r>
+      <w:r>
+        <w:t>ведение</w:t>
       </w:r>
       <w:bookmarkEnd w:id="5"/>
     </w:p>
@@ -1932,7 +1906,7 @@
       <w:pPr>
         <w:pStyle w:val="2"/>
       </w:pPr>
-      <w:bookmarkStart w:id="6" w:name="_Toc185184325"/>
+      <w:bookmarkStart w:id="6" w:name="_Toc213065847"/>
       <w:r>
         <w:lastRenderedPageBreak/>
         <w:t>Заголовок раздела</w:t>
@@ -1954,7 +1928,7 @@
       <w:pPr>
         <w:pStyle w:val="3"/>
       </w:pPr>
-      <w:bookmarkStart w:id="7" w:name="_Toc185184326"/>
+      <w:bookmarkStart w:id="7" w:name="_Toc213065848"/>
       <w:r>
         <w:t>Заголовок подраздела</w:t>
       </w:r>
@@ -1964,7 +1938,7 @@
       <w:pPr>
         <w:pStyle w:val="4"/>
       </w:pPr>
-      <w:bookmarkStart w:id="8" w:name="_Toc185184327"/>
+      <w:bookmarkStart w:id="8" w:name="_Toc213065849"/>
       <w:r>
         <w:t>Заголовок пункта</w:t>
       </w:r>
@@ -1988,7 +1962,7 @@
       <w:pPr>
         <w:pStyle w:val="2"/>
       </w:pPr>
-      <w:bookmarkStart w:id="9" w:name="_Toc185184328"/>
+      <w:bookmarkStart w:id="9" w:name="_Toc213065850"/>
       <w:r>
         <w:lastRenderedPageBreak/>
         <w:t>Перечисления</w:t>
@@ -2004,7 +1978,7 @@
       <w:pPr>
         <w:pStyle w:val="3"/>
       </w:pPr>
-      <w:bookmarkStart w:id="10" w:name="_Toc185184329"/>
+      <w:bookmarkStart w:id="10" w:name="_Toc213065851"/>
       <w:r>
         <w:t>Ненумерованные перечисления</w:t>
       </w:r>
@@ -2032,7 +2006,7 @@
       <w:pPr>
         <w:pStyle w:val="3"/>
       </w:pPr>
-      <w:bookmarkStart w:id="11" w:name="_Toc185184330"/>
+      <w:bookmarkStart w:id="11" w:name="_Toc213065852"/>
       <w:r>
         <w:t>Нумерованные перечисления</w:t>
       </w:r>
@@ -2131,7 +2105,7 @@
       <w:pPr>
         <w:pStyle w:val="2"/>
       </w:pPr>
-      <w:bookmarkStart w:id="12" w:name="_Toc185184331"/>
+      <w:bookmarkStart w:id="12" w:name="_Toc213065853"/>
       <w:r>
         <w:lastRenderedPageBreak/>
         <w:t>Оформление иллюстраций</w:t>
@@ -2140,7 +2114,31 @@
     </w:p>
     <w:p>
       <w:r>
-        <w:t>Иллюстрации (чертежи, графики, схемы, компьютерные распечатки, диаграммы, фотоснимки) следует располагать в отчете непосредственно после текста отчета, где они упоминаются впервые, или на следующей странице (по возможности ближе к соответствующим частям текста отчета). На все иллюстрации в отчете должны быть даны ссылки. При ссылке необходимо писать слово рисунок и его номер, например: в соответствии с рисунком 1 и т. д.</w:t>
+        <w:t xml:space="preserve">Иллюстрации (чертежи, графики, схемы, компьютерные распечатки, диаграммы, фотоснимки) следует располагать в отчете непосредственно после текста отчета, где они упоминаются впервые, или на следующей странице (по возможности ближе к соответствующим частям текста отчета). На все иллюстрации в отчете должны быть даны ссылки. При ссылке необходимо писать слово рисунок и его номер, например: в соответствии с рисунком </w:t>
+      </w:r>
+      <w:r>
+        <w:fldChar w:fldCharType="begin"/>
+      </w:r>
+      <w:r>
+        <w:instrText xml:space="preserve"> REF рисунок_кот_нс \h </w:instrText>
+      </w:r>
+      <w:r>
+        <w:fldChar w:fldCharType="separate"/>
+      </w:r>
+      <w:r>
+        <w:rPr>
+          <w:noProof/>
+        </w:rPr>
+        <w:t>1</w:t>
+      </w:r>
+      <w:r>
+        <w:fldChar w:fldCharType="end"/>
+      </w:r>
+      <w:r>
+        <w:t xml:space="preserve"> </w:t>
+      </w:r>
+      <w:r>
+        <w:t>и т. д.</w:t>
       </w:r>
     </w:p>
     <w:p>
@@ -2196,9 +2194,11 @@
         <w:pStyle w:val="af3"/>
       </w:pPr>
       <w:bookmarkStart w:id="13" w:name="_Ref175993868"/>
+      <w:bookmarkStart w:id="14" w:name="_Ref213065829"/>
       <w:r>
         <w:t xml:space="preserve">Рисунок </w:t>
       </w:r>
+      <w:bookmarkStart w:id="15" w:name="рисунок_кот_нс"/>
       <w:r>
         <w:fldChar w:fldCharType="begin"/>
       </w:r>
@@ -2209,15 +2209,20 @@
         <w:fldChar w:fldCharType="separate"/>
       </w:r>
       <w:r>
+        <w:rPr>
+          <w:noProof/>
+        </w:rPr>
         <w:t>1</w:t>
       </w:r>
       <w:r>
         <w:fldChar w:fldCharType="end"/>
       </w:r>
       <w:bookmarkEnd w:id="13"/>
+      <w:bookmarkEnd w:id="15"/>
       <w:r>
         <w:t xml:space="preserve"> – Пример изображения, созданного нейронной сетью</w:t>
       </w:r>
+      <w:bookmarkEnd w:id="14"/>
     </w:p>
     <w:p>
       <w:r>
@@ -2241,12 +2246,12 @@
       <w:pPr>
         <w:pStyle w:val="2"/>
       </w:pPr>
-      <w:bookmarkStart w:id="14" w:name="_Toc185184332"/>
+      <w:bookmarkStart w:id="16" w:name="_Toc213065854"/>
       <w:r>
         <w:lastRenderedPageBreak/>
         <w:t>Формулы и уравнения</w:t>
       </w:r>
-      <w:bookmarkEnd w:id="14"/>
+      <w:bookmarkEnd w:id="16"/>
     </w:p>
     <w:p>
       <w:r>
@@ -2272,6 +2277,9 @@
         <w:fldChar w:fldCharType="separate"/>
       </w:r>
       <w:r>
+        <w:rPr>
+          <w:noProof/>
+        </w:rPr>
         <w:t>1</w:t>
       </w:r>
       <w:r>
@@ -2333,7 +2341,7 @@
         <w:tab/>
         <w:t>(</w:t>
       </w:r>
-      <w:bookmarkStart w:id="15" w:name="формула_объёма"/>
+      <w:bookmarkStart w:id="17" w:name="формула_объёма"/>
       <w:r>
         <w:fldChar w:fldCharType="begin"/>
       </w:r>
@@ -2344,12 +2352,15 @@
         <w:fldChar w:fldCharType="separate"/>
       </w:r>
       <w:r>
+        <w:rPr>
+          <w:noProof/>
+        </w:rPr>
         <w:t>1</w:t>
       </w:r>
       <w:r>
         <w:fldChar w:fldCharType="end"/>
       </w:r>
-      <w:bookmarkEnd w:id="15"/>
+      <w:bookmarkEnd w:id="17"/>
       <w:r>
         <w:t>)</w:t>
       </w:r>
@@ -2415,16 +2426,37 @@
       <w:pPr>
         <w:pStyle w:val="2"/>
       </w:pPr>
-      <w:bookmarkStart w:id="16" w:name="_Toc185184333"/>
+      <w:bookmarkStart w:id="18" w:name="_Toc213065855"/>
       <w:r>
         <w:lastRenderedPageBreak/>
         <w:t>Таблицы</w:t>
       </w:r>
-      <w:bookmarkEnd w:id="16"/>
-    </w:p>
-    <w:p>
-      <w:r>
-        <w:t>Таблицу следует располагать непосредственно после текста, в котором она упоминается впервые, или на следующей странице. На все таблицы в отчете должны быть ссылки. Ссылка на таблицу 1. При ссылке следует печатать слово таблица с указанием ее номера. Наименование следует помещать над таблицей слева, без абзацного отступа в следующем формате: Таблица Номер таблицы –</w:t>
+      <w:bookmarkEnd w:id="18"/>
+    </w:p>
+    <w:p>
+      <w:r>
+        <w:t xml:space="preserve">Таблицу следует располагать непосредственно после текста, в котором она упоминается впервые, или на следующей странице. На все таблицы в отчете должны быть ссылки. Ссылка на таблицу </w:t>
+      </w:r>
+      <w:r>
+        <w:fldChar w:fldCharType="begin"/>
+      </w:r>
+      <w:r>
+        <w:instrText xml:space="preserve"> REF таблица_ско \h </w:instrText>
+      </w:r>
+      <w:r>
+        <w:fldChar w:fldCharType="separate"/>
+      </w:r>
+      <w:r>
+        <w:rPr>
+          <w:noProof/>
+        </w:rPr>
+        <w:t>1</w:t>
+      </w:r>
+      <w:r>
+        <w:fldChar w:fldCharType="end"/>
+      </w:r>
+      <w:r>
+        <w:t>. При ссылке следует печатать слово таблица с указанием ее номера. Наименование следует помещать над таблицей слева, без абзацного отступа в следующем формате: Таблица Номер таблицы –</w:t>
       </w:r>
       <w:r>
         <w:rPr>
@@ -2441,10 +2473,17 @@
         <w:pStyle w:val="af1"/>
         <w:keepNext/>
       </w:pPr>
-      <w:bookmarkStart w:id="17" w:name="_Ref175997346"/>
-      <w:r>
-        <w:t xml:space="preserve">Таблица </w:t>
-      </w:r>
+      <w:bookmarkStart w:id="19" w:name="_Ref175997346"/>
+      <w:r>
+        <w:t>Таблица</w:t>
+      </w:r>
+      <w:r>
+        <w:rPr>
+          <w:lang w:val="en-US"/>
+        </w:rPr>
+        <w:t> </w:t>
+      </w:r>
+      <w:bookmarkStart w:id="20" w:name="таблица_ско"/>
       <w:r>
         <w:fldChar w:fldCharType="begin"/>
       </w:r>
@@ -2455,14 +2494,33 @@
         <w:fldChar w:fldCharType="separate"/>
       </w:r>
       <w:r>
+        <w:rPr>
+          <w:noProof/>
+        </w:rPr>
         <w:t>1</w:t>
       </w:r>
       <w:r>
         <w:fldChar w:fldCharType="end"/>
       </w:r>
-      <w:bookmarkEnd w:id="17"/>
-      <w:r>
-        <w:t xml:space="preserve"> – Зависимость ошибки обучения от количества итераций</w:t>
+      <w:bookmarkEnd w:id="19"/>
+      <w:bookmarkEnd w:id="20"/>
+      <w:r>
+        <w:rPr>
+          <w:lang w:val="en-US"/>
+        </w:rPr>
+        <w:t> </w:t>
+      </w:r>
+      <w:r>
+        <w:t>–</w:t>
+      </w:r>
+      <w:r>
+        <w:rPr>
+          <w:lang w:val="en-US"/>
+        </w:rPr>
+        <w:t> </w:t>
+      </w:r>
+      <w:r>
+        <w:t>Зависимость ошибки обучения от количества итераций</w:t>
       </w:r>
     </w:p>
     <w:tbl>
@@ -2665,12 +2723,12 @@
       <w:pPr>
         <w:pStyle w:val="2"/>
       </w:pPr>
-      <w:bookmarkStart w:id="18" w:name="_Toc185184334"/>
+      <w:bookmarkStart w:id="21" w:name="_Toc213065856"/>
       <w:r>
         <w:lastRenderedPageBreak/>
         <w:t>Источники</w:t>
       </w:r>
-      <w:bookmarkEnd w:id="18"/>
+      <w:bookmarkEnd w:id="21"/>
     </w:p>
     <w:p>
       <w:r>
@@ -2776,7 +2834,7 @@
           <w:lang w:val="en-US"/>
         </w:rPr>
       </w:pPr>
-      <w:bookmarkStart w:id="19" w:name="_Toc185184335"/>
+      <w:bookmarkStart w:id="22" w:name="_Toc213065857"/>
       <w:r>
         <w:rPr>
           <w:lang w:val="en-US"/>
@@ -2784,7 +2842,7 @@
         <w:lastRenderedPageBreak/>
         <w:t>Заключение</w:t>
       </w:r>
-      <w:bookmarkEnd w:id="19"/>
+      <w:bookmarkEnd w:id="22"/>
     </w:p>
     <w:p>
       <w:r>
@@ -2833,12 +2891,12 @@
       <w:pPr>
         <w:pStyle w:val="1"/>
       </w:pPr>
-      <w:bookmarkStart w:id="20" w:name="_Toc185184336"/>
+      <w:bookmarkStart w:id="23" w:name="_Toc213065858"/>
       <w:r>
         <w:lastRenderedPageBreak/>
         <w:t>Список использованных источников</w:t>
       </w:r>
-      <w:bookmarkEnd w:id="20"/>
+      <w:bookmarkEnd w:id="23"/>
     </w:p>
     <w:p>
       <w:pPr>
@@ -3011,7 +3069,7 @@
       <w:pPr>
         <w:pStyle w:val="1"/>
       </w:pPr>
-      <w:bookmarkStart w:id="21" w:name="_Toc185184337"/>
+      <w:bookmarkStart w:id="24" w:name="_Toc213065859"/>
       <w:r>
         <w:lastRenderedPageBreak/>
         <w:t>ПРИЛОЖЕНИЕ А</w:t>
@@ -3025,7 +3083,7 @@
         </w:rPr>
         <w:t>Пример приложения</w:t>
       </w:r>
-      <w:bookmarkEnd w:id="21"/>
+      <w:bookmarkEnd w:id="24"/>
     </w:p>
     <w:p>
       <w:pPr>
@@ -3067,7 +3125,31 @@
     </w:p>
     <w:p>
       <w:r>
-        <w:t>Все объекты приложения, такие как рисунки, формулы и таблицы, должны содержать префикс с номером приложения. Например, рисунок А.1</w:t>
+        <w:t>Все объекты приложения, такие как рисунки, формулы и таблицы, должны содержать префикс с номером приложения. Например, рисунок</w:t>
+      </w:r>
+      <w:r>
+        <w:t xml:space="preserve"> </w:t>
+      </w:r>
+      <w:r>
+        <w:fldChar w:fldCharType="begin"/>
+      </w:r>
+      <w:r>
+        <w:instrText xml:space="preserve"> REF при_рис_1 \h </w:instrText>
+      </w:r>
+      <w:r>
+        <w:fldChar w:fldCharType="separate"/>
+      </w:r>
+      <w:r>
+        <w:t>А.</w:t>
+      </w:r>
+      <w:r>
+        <w:rPr>
+          <w:noProof/>
+        </w:rPr>
+        <w:t>1</w:t>
+      </w:r>
+      <w:r>
+        <w:fldChar w:fldCharType="end"/>
       </w:r>
       <w:r>
         <w:rPr>
@@ -3076,7 +3158,37 @@
         <w:t xml:space="preserve">, </w:t>
       </w:r>
       <w:r>
-        <w:t>таблица А.1.</w:t>
+        <w:t xml:space="preserve">таблица </w:t>
+      </w:r>
+      <w:r>
+        <w:fldChar w:fldCharType="begin"/>
+      </w:r>
+      <w:r>
+        <w:instrText xml:space="preserve"> REF таблица_приложение \h </w:instrText>
+      </w:r>
+      <w:r>
+        <w:fldChar w:fldCharType="separate"/>
+      </w:r>
+      <w:r>
+        <w:rPr>
+          <w:lang w:val="en-US"/>
+        </w:rPr>
+        <w:t>A</w:t>
+      </w:r>
+      <w:r>
+        <w:t>.</w:t>
+      </w:r>
+      <w:r>
+        <w:rPr>
+          <w:noProof/>
+        </w:rPr>
+        <w:t>1</w:t>
+      </w:r>
+      <w:r>
+        <w:fldChar w:fldCharType="end"/>
+      </w:r>
+      <w:r>
+        <w:t>.</w:t>
       </w:r>
     </w:p>
     <w:p>
@@ -3131,9 +3243,13 @@
       <w:pPr>
         <w:pStyle w:val="af3"/>
       </w:pPr>
-      <w:bookmarkStart w:id="22" w:name="_Ref176000388"/>
-      <w:r>
-        <w:t>Рисунок А.</w:t>
+      <w:bookmarkStart w:id="25" w:name="_Ref176000388"/>
+      <w:r>
+        <w:t xml:space="preserve">Рисунок </w:t>
+      </w:r>
+      <w:bookmarkStart w:id="26" w:name="при_рис_1"/>
+      <w:r>
+        <w:t>А.</w:t>
       </w:r>
       <w:r>
         <w:rPr>
@@ -3169,6 +3285,9 @@
         <w:fldChar w:fldCharType="separate"/>
       </w:r>
       <w:r>
+        <w:rPr>
+          <w:noProof/>
+        </w:rPr>
         <w:t>1</w:t>
       </w:r>
       <w:r>
@@ -3177,20 +3296,24 @@
         </w:rPr>
         <w:fldChar w:fldCharType="end"/>
       </w:r>
-      <w:bookmarkEnd w:id="22"/>
+      <w:bookmarkEnd w:id="25"/>
+      <w:bookmarkEnd w:id="26"/>
       <w:r>
         <w:t xml:space="preserve"> – Пример рисунка в приложении</w:t>
       </w:r>
-    </w:p>
+      <w:bookmarkStart w:id="27" w:name="_Ref176000590"/>
+    </w:p>
+    <w:p/>
     <w:p>
       <w:pPr>
         <w:pStyle w:val="af1"/>
         <w:keepNext/>
       </w:pPr>
-      <w:bookmarkStart w:id="23" w:name="_Ref176000590"/>
-      <w:r>
+      <w:r>
+        <w:lastRenderedPageBreak/>
         <w:t xml:space="preserve">Таблица </w:t>
       </w:r>
+      <w:bookmarkStart w:id="28" w:name="таблица_приложение"/>
       <w:r>
         <w:rPr>
           <w:lang w:val="en-US"/>
@@ -3200,22 +3323,16 @@
       <w:r>
         <w:t>.</w:t>
       </w:r>
-      <w:r>
-        <w:fldChar w:fldCharType="begin"/>
-      </w:r>
-      <w:r>
-        <w:instrText xml:space="preserve"> SEQ Таблица_приложение \* ARABIC </w:instrText>
-      </w:r>
-      <w:r>
-        <w:fldChar w:fldCharType="separate"/>
-      </w:r>
-      <w:r>
-        <w:t>1</w:t>
-      </w:r>
-      <w:r>
-        <w:fldChar w:fldCharType="end"/>
-      </w:r>
-      <w:bookmarkEnd w:id="23"/>
+      <w:fldSimple w:instr=" SEQ Таблица_приложение \* ARABIC ">
+        <w:r>
+          <w:rPr>
+            <w:noProof/>
+          </w:rPr>
+          <w:t>1</w:t>
+        </w:r>
+      </w:fldSimple>
+      <w:bookmarkEnd w:id="27"/>
+      <w:bookmarkEnd w:id="28"/>
       <w:r>
         <w:t xml:space="preserve"> – Пример таблицы в приложении</w:t>
       </w:r>
@@ -3273,6 +3390,47 @@
           </w:p>
         </w:tc>
       </w:tr>
+      <w:tr>
+        <w:tc>
+          <w:tcPr>
+            <w:tcW w:w="3115" w:type="dxa"/>
+          </w:tcPr>
+          <w:p>
+            <w:pPr>
+              <w:ind w:firstLine="0"/>
+              <w:rPr>
+                <w:rFonts w:eastAsia="Calibri"/>
+              </w:rPr>
+            </w:pPr>
+          </w:p>
+        </w:tc>
+        <w:tc>
+          <w:tcPr>
+            <w:tcW w:w="3114" w:type="dxa"/>
+          </w:tcPr>
+          <w:p>
+            <w:pPr>
+              <w:ind w:firstLine="0"/>
+              <w:rPr>
+                <w:rFonts w:eastAsia="Calibri"/>
+              </w:rPr>
+            </w:pPr>
+          </w:p>
+        </w:tc>
+        <w:tc>
+          <w:tcPr>
+            <w:tcW w:w="3115" w:type="dxa"/>
+          </w:tcPr>
+          <w:p>
+            <w:pPr>
+              <w:ind w:firstLine="0"/>
+              <w:rPr>
+                <w:rFonts w:eastAsia="Calibri"/>
+              </w:rPr>
+            </w:pPr>
+          </w:p>
+        </w:tc>
+      </w:tr>
     </w:tbl>
     <w:p>
       <w:pPr>
@@ -3306,8 +3464,48 @@
         <w:annotationRef/>
       </w:r>
       <w:r>
-        <w:t>После генерации содержания НЕОБХОДИМО НАПИСАТЬ НАЗВАНИЯ ВСЕХ СТРУКТУРНЫХ ЭЛЕМЕНТОВ НЕ КАПСОМ</w:t>
-      </w:r>
+        <w:t xml:space="preserve">После генерации содержания </w:t>
+      </w:r>
+      <w:r>
+        <w:t>необходимо чтобы приложения были написаны с заглавной буквы, а не капс-</w:t>
+      </w:r>
+      <w:proofErr w:type="spellStart"/>
+      <w:r>
+        <w:t>локом</w:t>
+      </w:r>
+      <w:proofErr w:type="spellEnd"/>
+      <w:r>
+        <w:t>. Сейчас это можно сделать руками</w:t>
+      </w:r>
+    </w:p>
+    <w:p>
+      <w:pPr>
+        <w:pStyle w:val="aff5"/>
+      </w:pPr>
+      <w:r>
+        <w:t xml:space="preserve">Названия структурных элементов </w:t>
+      </w:r>
+      <w:proofErr w:type="gramStart"/>
+      <w:r>
+        <w:t>пишите</w:t>
+      </w:r>
+      <w:proofErr w:type="gramEnd"/>
+      <w:r>
+        <w:t xml:space="preserve"> как обычный текст! Стиль сам преобразует в заглавные!</w:t>
+      </w:r>
+      <w:r>
+        <w:br/>
+      </w:r>
+      <w:r>
+        <w:br/>
+        <w:t>Приложение А, а не ПРИЛОЖЕНИЕ А</w:t>
+      </w:r>
+    </w:p>
+    <w:p>
+      <w:pPr>
+        <w:pStyle w:val="aff5"/>
+        <w:ind w:firstLine="0"/>
+      </w:pPr>
     </w:p>
   </w:comment>
 </w:comments>
@@ -5192,12 +5390,11 @@
     <w:autoRedefine/>
     <w:uiPriority w:val="39"/>
     <w:unhideWhenUsed/>
-    <w:rsid w:val="000141DA"/>
+    <w:rsid w:val="007419BD"/>
     <w:pPr>
       <w:tabs>
-        <w:tab w:val="right" w:leader="dot" w:pos="9628"/>
+        <w:tab w:val="right" w:leader="dot" w:pos="9354"/>
       </w:tabs>
-      <w:spacing w:after="100"/>
       <w:ind w:firstLine="0"/>
     </w:pPr>
   </w:style>
@@ -5207,12 +5404,11 @@
     <w:next w:val="a2"/>
     <w:uiPriority w:val="39"/>
     <w:unhideWhenUsed/>
-    <w:rsid w:val="000141DA"/>
+    <w:rsid w:val="007419BD"/>
     <w:pPr>
       <w:tabs>
         <w:tab w:val="right" w:leader="dot" w:pos="9628"/>
       </w:tabs>
-      <w:spacing w:after="100"/>
       <w:ind w:firstLine="0"/>
     </w:pPr>
   </w:style>
@@ -5222,12 +5418,11 @@
     <w:next w:val="a2"/>
     <w:uiPriority w:val="39"/>
     <w:unhideWhenUsed/>
-    <w:rsid w:val="00DD34BE"/>
+    <w:rsid w:val="007419BD"/>
     <w:pPr>
       <w:tabs>
         <w:tab w:val="right" w:leader="dot" w:pos="9628"/>
       </w:tabs>
-      <w:spacing w:after="100"/>
       <w:ind w:left="284" w:firstLine="0"/>
     </w:pPr>
   </w:style>
@@ -5238,12 +5433,11 @@
     <w:autoRedefine/>
     <w:uiPriority w:val="39"/>
     <w:unhideWhenUsed/>
-    <w:rsid w:val="00DD34BE"/>
+    <w:rsid w:val="007419BD"/>
     <w:pPr>
       <w:tabs>
-        <w:tab w:val="right" w:leader="dot" w:pos="9628"/>
+        <w:tab w:val="right" w:leader="dot" w:pos="9354"/>
       </w:tabs>
-      <w:spacing w:after="100"/>
       <w:ind w:left="567" w:firstLine="0"/>
     </w:pPr>
   </w:style>

--- a/template.docx
+++ b/template.docx
@@ -716,16 +716,38 @@
       <w:bookmarkEnd w:id="1"/>
     </w:p>
     <w:p>
-      <w:r>
-        <w:t>Пример оформления отчёта: 11 с, 2 рисунка, 2 таблицы, 5 источников, 1 приложение.</w:t>
-      </w:r>
-    </w:p>
-    <w:p>
+      <w:commentRangeStart w:id="2"/>
+      <w:r>
+        <w:rPr>
+          <w:color w:val="EE0000"/>
+        </w:rPr>
+        <w:t>Вид документа</w:t>
+      </w:r>
+      <w:commentRangeEnd w:id="2"/>
+      <w:r>
+        <w:rPr>
+          <w:rStyle w:val="aff4"/>
+        </w:rPr>
+        <w:commentReference w:id="2"/>
+      </w:r>
+      <w:r>
+        <w:t>: 11 с, 2 рисунка, 2 таблицы, 5 источников, 1 приложение.</w:t>
+      </w:r>
+    </w:p>
+    <w:p>
+      <w:commentRangeStart w:id="3"/>
       <w:r>
         <w:t>ОФОРМЛЕНИЕ ДОКУМЕНТАЦИИ, ТАБЛИЦА, ПЕР</w:t>
       </w:r>
       <w:r>
         <w:t>ЕЧИСЛЕНИЕ, ФОРМУЛА, ИЗОБРАЖЕНИЕ</w:t>
+      </w:r>
+      <w:commentRangeEnd w:id="3"/>
+      <w:r>
+        <w:rPr>
+          <w:rStyle w:val="aff4"/>
+        </w:rPr>
+        <w:commentReference w:id="3"/>
       </w:r>
     </w:p>
     <w:p>
@@ -772,22 +794,22 @@
         <w:ind w:firstLine="0"/>
         <w:jc w:val="center"/>
       </w:pPr>
-      <w:bookmarkStart w:id="2" w:name="_Toc184990362"/>
-      <w:bookmarkStart w:id="3" w:name="_Toc185184323"/>
-      <w:commentRangeStart w:id="4"/>
+      <w:bookmarkStart w:id="4" w:name="_Toc184990362"/>
+      <w:bookmarkStart w:id="5" w:name="_Toc185184323"/>
+      <w:commentRangeStart w:id="6"/>
       <w:r>
         <w:lastRenderedPageBreak/>
         <w:t>СОДЕРЖАНИЕ</w:t>
       </w:r>
-      <w:bookmarkEnd w:id="2"/>
-      <w:bookmarkEnd w:id="3"/>
-      <w:commentRangeEnd w:id="4"/>
+      <w:bookmarkEnd w:id="4"/>
+      <w:bookmarkEnd w:id="5"/>
+      <w:commentRangeEnd w:id="6"/>
       <w:r>
         <w:rPr>
           <w:rStyle w:val="aff4"/>
           <w:caps/>
         </w:rPr>
-        <w:commentReference w:id="4"/>
+        <w:commentReference w:id="6"/>
       </w:r>
     </w:p>
     <w:sdt>
@@ -828,7 +850,7 @@
             </w:rPr>
             <w:fldChar w:fldCharType="separate"/>
           </w:r>
-          <w:hyperlink w:anchor="_Toc213065846" w:history="1">
+          <w:hyperlink w:anchor="_Toc215747285" w:history="1">
             <w:r>
               <w:rPr>
                 <w:rStyle w:val="af8"/>
@@ -855,7 +877,7 @@
                 <w:noProof/>
                 <w:webHidden/>
               </w:rPr>
-              <w:instrText xml:space="preserve"> PAGEREF _Toc213065846 \h </w:instrText>
+              <w:instrText xml:space="preserve"> PAGEREF _Toc215747285 \h </w:instrText>
             </w:r>
             <w:r>
               <w:rPr>
@@ -899,7 +921,7 @@
               <w14:ligatures w14:val="standardContextual"/>
             </w:rPr>
           </w:pPr>
-          <w:hyperlink w:anchor="_Toc213065847" w:history="1">
+          <w:hyperlink w:anchor="_Toc215747286" w:history="1">
             <w:r>
               <w:rPr>
                 <w:rStyle w:val="af8"/>
@@ -926,7 +948,7 @@
                 <w:noProof/>
                 <w:webHidden/>
               </w:rPr>
-              <w:instrText xml:space="preserve"> PAGEREF _Toc213065847 \h </w:instrText>
+              <w:instrText xml:space="preserve"> PAGEREF _Toc215747286 \h </w:instrText>
             </w:r>
             <w:r>
               <w:rPr>
@@ -970,7 +992,7 @@
               <w14:ligatures w14:val="standardContextual"/>
             </w:rPr>
           </w:pPr>
-          <w:hyperlink w:anchor="_Toc213065848" w:history="1">
+          <w:hyperlink w:anchor="_Toc215747287" w:history="1">
             <w:r>
               <w:rPr>
                 <w:rStyle w:val="af8"/>
@@ -997,7 +1019,7 @@
                 <w:noProof/>
                 <w:webHidden/>
               </w:rPr>
-              <w:instrText xml:space="preserve"> PAGEREF _Toc213065848 \h </w:instrText>
+              <w:instrText xml:space="preserve"> PAGEREF _Toc215747287 \h </w:instrText>
             </w:r>
             <w:r>
               <w:rPr>
@@ -1041,7 +1063,7 @@
               <w14:ligatures w14:val="standardContextual"/>
             </w:rPr>
           </w:pPr>
-          <w:hyperlink w:anchor="_Toc213065849" w:history="1">
+          <w:hyperlink w:anchor="_Toc215747288" w:history="1">
             <w:r>
               <w:rPr>
                 <w:rStyle w:val="af8"/>
@@ -1068,7 +1090,7 @@
                 <w:noProof/>
                 <w:webHidden/>
               </w:rPr>
-              <w:instrText xml:space="preserve"> PAGEREF _Toc213065849 \h </w:instrText>
+              <w:instrText xml:space="preserve"> PAGEREF _Toc215747288 \h </w:instrText>
             </w:r>
             <w:r>
               <w:rPr>
@@ -1112,7 +1134,7 @@
               <w14:ligatures w14:val="standardContextual"/>
             </w:rPr>
           </w:pPr>
-          <w:hyperlink w:anchor="_Toc213065850" w:history="1">
+          <w:hyperlink w:anchor="_Toc215747289" w:history="1">
             <w:r>
               <w:rPr>
                 <w:rStyle w:val="af8"/>
@@ -1139,7 +1161,7 @@
                 <w:noProof/>
                 <w:webHidden/>
               </w:rPr>
-              <w:instrText xml:space="preserve"> PAGEREF _Toc213065850 \h </w:instrText>
+              <w:instrText xml:space="preserve"> PAGEREF _Toc215747289 \h </w:instrText>
             </w:r>
             <w:r>
               <w:rPr>
@@ -1183,7 +1205,7 @@
               <w14:ligatures w14:val="standardContextual"/>
             </w:rPr>
           </w:pPr>
-          <w:hyperlink w:anchor="_Toc213065851" w:history="1">
+          <w:hyperlink w:anchor="_Toc215747290" w:history="1">
             <w:r>
               <w:rPr>
                 <w:rStyle w:val="af8"/>
@@ -1210,7 +1232,7 @@
                 <w:noProof/>
                 <w:webHidden/>
               </w:rPr>
-              <w:instrText xml:space="preserve"> PAGEREF _Toc213065851 \h </w:instrText>
+              <w:instrText xml:space="preserve"> PAGEREF _Toc215747290 \h </w:instrText>
             </w:r>
             <w:r>
               <w:rPr>
@@ -1254,7 +1276,7 @@
               <w14:ligatures w14:val="standardContextual"/>
             </w:rPr>
           </w:pPr>
-          <w:hyperlink w:anchor="_Toc213065852" w:history="1">
+          <w:hyperlink w:anchor="_Toc215747291" w:history="1">
             <w:r>
               <w:rPr>
                 <w:rStyle w:val="af8"/>
@@ -1281,7 +1303,7 @@
                 <w:noProof/>
                 <w:webHidden/>
               </w:rPr>
-              <w:instrText xml:space="preserve"> PAGEREF _Toc213065852 \h </w:instrText>
+              <w:instrText xml:space="preserve"> PAGEREF _Toc215747291 \h </w:instrText>
             </w:r>
             <w:r>
               <w:rPr>
@@ -1325,7 +1347,7 @@
               <w14:ligatures w14:val="standardContextual"/>
             </w:rPr>
           </w:pPr>
-          <w:hyperlink w:anchor="_Toc213065853" w:history="1">
+          <w:hyperlink w:anchor="_Toc215747292" w:history="1">
             <w:r>
               <w:rPr>
                 <w:rStyle w:val="af8"/>
@@ -1352,7 +1374,7 @@
                 <w:noProof/>
                 <w:webHidden/>
               </w:rPr>
-              <w:instrText xml:space="preserve"> PAGEREF _Toc213065853 \h </w:instrText>
+              <w:instrText xml:space="preserve"> PAGEREF _Toc215747292 \h </w:instrText>
             </w:r>
             <w:r>
               <w:rPr>
@@ -1396,7 +1418,7 @@
               <w14:ligatures w14:val="standardContextual"/>
             </w:rPr>
           </w:pPr>
-          <w:hyperlink w:anchor="_Toc213065854" w:history="1">
+          <w:hyperlink w:anchor="_Toc215747293" w:history="1">
             <w:r>
               <w:rPr>
                 <w:rStyle w:val="af8"/>
@@ -1423,7 +1445,7 @@
                 <w:noProof/>
                 <w:webHidden/>
               </w:rPr>
-              <w:instrText xml:space="preserve"> PAGEREF _Toc213065854 \h </w:instrText>
+              <w:instrText xml:space="preserve"> PAGEREF _Toc215747293 \h </w:instrText>
             </w:r>
             <w:r>
               <w:rPr>
@@ -1467,7 +1489,7 @@
               <w14:ligatures w14:val="standardContextual"/>
             </w:rPr>
           </w:pPr>
-          <w:hyperlink w:anchor="_Toc213065855" w:history="1">
+          <w:hyperlink w:anchor="_Toc215747294" w:history="1">
             <w:r>
               <w:rPr>
                 <w:rStyle w:val="af8"/>
@@ -1494,7 +1516,7 @@
                 <w:noProof/>
                 <w:webHidden/>
               </w:rPr>
-              <w:instrText xml:space="preserve"> PAGEREF _Toc213065855 \h </w:instrText>
+              <w:instrText xml:space="preserve"> PAGEREF _Toc215747294 \h </w:instrText>
             </w:r>
             <w:r>
               <w:rPr>
@@ -1538,7 +1560,7 @@
               <w14:ligatures w14:val="standardContextual"/>
             </w:rPr>
           </w:pPr>
-          <w:hyperlink w:anchor="_Toc213065856" w:history="1">
+          <w:hyperlink w:anchor="_Toc215747295" w:history="1">
             <w:r>
               <w:rPr>
                 <w:rStyle w:val="af8"/>
@@ -1565,7 +1587,7 @@
                 <w:noProof/>
                 <w:webHidden/>
               </w:rPr>
-              <w:instrText xml:space="preserve"> PAGEREF _Toc213065856 \h </w:instrText>
+              <w:instrText xml:space="preserve"> PAGEREF _Toc215747295 \h </w:instrText>
             </w:r>
             <w:r>
               <w:rPr>
@@ -1609,7 +1631,7 @@
               <w14:ligatures w14:val="standardContextual"/>
             </w:rPr>
           </w:pPr>
-          <w:hyperlink w:anchor="_Toc213065857" w:history="1">
+          <w:hyperlink w:anchor="_Toc215747296" w:history="1">
             <w:r>
               <w:rPr>
                 <w:rStyle w:val="af8"/>
@@ -1637,7 +1659,7 @@
                 <w:noProof/>
                 <w:webHidden/>
               </w:rPr>
-              <w:instrText xml:space="preserve"> PAGEREF _Toc213065857 \h </w:instrText>
+              <w:instrText xml:space="preserve"> PAGEREF _Toc215747296 \h </w:instrText>
             </w:r>
             <w:r>
               <w:rPr>
@@ -1681,7 +1703,7 @@
               <w14:ligatures w14:val="standardContextual"/>
             </w:rPr>
           </w:pPr>
-          <w:hyperlink w:anchor="_Toc213065858" w:history="1">
+          <w:hyperlink w:anchor="_Toc215747297" w:history="1">
             <w:r>
               <w:rPr>
                 <w:rStyle w:val="af8"/>
@@ -1708,7 +1730,7 @@
                 <w:noProof/>
                 <w:webHidden/>
               </w:rPr>
-              <w:instrText xml:space="preserve"> PAGEREF _Toc213065858 \h </w:instrText>
+              <w:instrText xml:space="preserve"> PAGEREF _Toc215747297 \h </w:instrText>
             </w:r>
             <w:r>
               <w:rPr>
@@ -1752,94 +1774,63 @@
               <w14:ligatures w14:val="standardContextual"/>
             </w:rPr>
           </w:pPr>
-          <w:r>
-            <w:fldChar w:fldCharType="begin"/>
-          </w:r>
-          <w:r>
-            <w:instrText>HYPERLINK \l "_Toc213065859"</w:instrText>
-          </w:r>
-          <w:r>
-            <w:fldChar w:fldCharType="separate"/>
-          </w:r>
-          <w:r>
-            <w:rPr>
-              <w:rStyle w:val="af8"/>
-              <w:noProof/>
-            </w:rPr>
-            <w:t>П</w:t>
-          </w:r>
-          <w:r>
-            <w:rPr>
-              <w:rStyle w:val="af8"/>
-              <w:noProof/>
-            </w:rPr>
-            <w:t>ри</w:t>
-          </w:r>
-          <w:r>
-            <w:rPr>
-              <w:rStyle w:val="af8"/>
-              <w:noProof/>
-            </w:rPr>
-            <w:t>ложение</w:t>
-          </w:r>
-          <w:r>
-            <w:rPr>
-              <w:rStyle w:val="af8"/>
-              <w:noProof/>
-            </w:rPr>
-            <w:t xml:space="preserve"> А Пример приложения</w:t>
-          </w:r>
-          <w:r>
-            <w:rPr>
-              <w:noProof/>
-              <w:webHidden/>
-            </w:rPr>
-            <w:tab/>
-          </w:r>
-          <w:r>
-            <w:rPr>
-              <w:noProof/>
-              <w:webHidden/>
-            </w:rPr>
-            <w:fldChar w:fldCharType="begin"/>
-          </w:r>
-          <w:r>
-            <w:rPr>
-              <w:noProof/>
-              <w:webHidden/>
-            </w:rPr>
-            <w:instrText xml:space="preserve"> PAGEREF _Toc213065859 \h </w:instrText>
-          </w:r>
-          <w:r>
-            <w:rPr>
-              <w:noProof/>
-              <w:webHidden/>
-            </w:rPr>
-          </w:r>
-          <w:r>
-            <w:rPr>
-              <w:noProof/>
-              <w:webHidden/>
-            </w:rPr>
-            <w:fldChar w:fldCharType="separate"/>
-          </w:r>
-          <w:r>
-            <w:rPr>
-              <w:noProof/>
-              <w:webHidden/>
-            </w:rPr>
-            <w:t>13</w:t>
-          </w:r>
-          <w:r>
-            <w:rPr>
-              <w:noProof/>
-              <w:webHidden/>
-            </w:rPr>
-            <w:fldChar w:fldCharType="end"/>
-          </w:r>
-          <w:r>
-            <w:fldChar w:fldCharType="end"/>
-          </w:r>
+          <w:hyperlink w:anchor="_Toc215747298" w:history="1">
+            <w:r>
+              <w:rPr>
+                <w:rStyle w:val="af8"/>
+                <w:noProof/>
+              </w:rPr>
+              <w:t>Приложение А Пример приложения</w:t>
+            </w:r>
+            <w:r>
+              <w:rPr>
+                <w:noProof/>
+                <w:webHidden/>
+              </w:rPr>
+              <w:tab/>
+            </w:r>
+            <w:r>
+              <w:rPr>
+                <w:noProof/>
+                <w:webHidden/>
+              </w:rPr>
+              <w:fldChar w:fldCharType="begin"/>
+            </w:r>
+            <w:r>
+              <w:rPr>
+                <w:noProof/>
+                <w:webHidden/>
+              </w:rPr>
+              <w:instrText xml:space="preserve"> PAGEREF _Toc215747298 \h </w:instrText>
+            </w:r>
+            <w:r>
+              <w:rPr>
+                <w:noProof/>
+                <w:webHidden/>
+              </w:rPr>
+            </w:r>
+            <w:r>
+              <w:rPr>
+                <w:noProof/>
+                <w:webHidden/>
+              </w:rPr>
+              <w:fldChar w:fldCharType="separate"/>
+            </w:r>
+            <w:r>
+              <w:rPr>
+                <w:noProof/>
+                <w:webHidden/>
+              </w:rPr>
+              <w:t>13</w:t>
+            </w:r>
+            <w:r>
+              <w:rPr>
+                <w:noProof/>
+                <w:webHidden/>
+              </w:rPr>
+              <w:fldChar w:fldCharType="end"/>
+            </w:r>
+          </w:hyperlink>
         </w:p>
         <w:p>
           <w:pPr>
@@ -1865,8 +1856,11 @@
     <w:p>
       <w:pPr>
         <w:pStyle w:val="1"/>
-      </w:pPr>
-      <w:bookmarkStart w:id="5" w:name="_Toc213065846"/>
+        <w:tabs>
+          <w:tab w:val="clear" w:pos="0"/>
+        </w:tabs>
+      </w:pPr>
+      <w:bookmarkStart w:id="7" w:name="_Toc215747285"/>
       <w:r>
         <w:lastRenderedPageBreak/>
         <w:t>В</w:t>
@@ -1874,7 +1868,7 @@
       <w:r>
         <w:t>ведение</w:t>
       </w:r>
-      <w:bookmarkEnd w:id="5"/>
+      <w:bookmarkEnd w:id="7"/>
     </w:p>
     <w:p>
       <w:r>
@@ -1906,16 +1900,22 @@
       <w:pPr>
         <w:pStyle w:val="2"/>
       </w:pPr>
-      <w:bookmarkStart w:id="6" w:name="_Toc213065847"/>
+      <w:bookmarkStart w:id="8" w:name="_Toc215747286"/>
       <w:r>
         <w:lastRenderedPageBreak/>
         <w:t>Заголовок раздела</w:t>
       </w:r>
-      <w:bookmarkEnd w:id="6"/>
-    </w:p>
-    <w:p>
-      <w:r>
-        <w:t xml:space="preserve">Основную часть отчета следует делить на разделы, подразделы и пункты. Пункты при необходимости могут делиться на подпункты. Разделы и подразделы отчета должны иметь заголовки. Заголовки разделов и подразделов основной части отчета следует начинать с абзацного отступа и размещать после порядкового номера, печатать с прописной буквы, не подчеркивать, без точки в конце. Пункты и подпункты могут иметь только порядковый номер без заголовка, начинающийся с абзацного отступа. </w:t>
+      <w:bookmarkEnd w:id="8"/>
+    </w:p>
+    <w:p>
+      <w:r>
+        <w:t xml:space="preserve">Основную часть </w:t>
+      </w:r>
+      <w:r>
+        <w:t>документа</w:t>
+      </w:r>
+      <w:r>
+        <w:t xml:space="preserve"> следует делить на разделы, подразделы и пункты. Пункты при необходимости могут делиться на подпункты. Разделы и подразделы отчета должны иметь заголовки. Заголовки разделов и подразделов основной части отчета следует начинать с абзацного отступа и размещать после порядкового номера, печатать с прописной буквы, не подчеркивать, без точки в конце. Пункты и подпункты могут иметь только порядковый номер без заголовка, начинающийся с абзацного отступа. </w:t>
       </w:r>
       <w:r>
         <w:rPr>
@@ -1928,21 +1928,21 @@
       <w:pPr>
         <w:pStyle w:val="3"/>
       </w:pPr>
-      <w:bookmarkStart w:id="7" w:name="_Toc213065848"/>
+      <w:bookmarkStart w:id="9" w:name="_Toc215747287"/>
       <w:r>
         <w:t>Заголовок подраздела</w:t>
       </w:r>
-      <w:bookmarkEnd w:id="7"/>
+      <w:bookmarkEnd w:id="9"/>
     </w:p>
     <w:p>
       <w:pPr>
         <w:pStyle w:val="4"/>
       </w:pPr>
-      <w:bookmarkStart w:id="8" w:name="_Toc213065849"/>
+      <w:bookmarkStart w:id="10" w:name="_Toc215747288"/>
       <w:r>
         <w:t>Заголовок пункта</w:t>
       </w:r>
-      <w:bookmarkEnd w:id="8"/>
+      <w:bookmarkEnd w:id="10"/>
     </w:p>
     <w:p>
       <w:pPr>
@@ -1962,31 +1962,46 @@
       <w:pPr>
         <w:pStyle w:val="2"/>
       </w:pPr>
-      <w:bookmarkStart w:id="9" w:name="_Toc213065850"/>
+      <w:bookmarkStart w:id="11" w:name="_Toc215747289"/>
       <w:r>
         <w:lastRenderedPageBreak/>
         <w:t>Перечисления</w:t>
       </w:r>
-      <w:bookmarkEnd w:id="9"/>
-    </w:p>
-    <w:p>
-      <w:r>
-        <w:t>Внутри пунктов или подпунктов могут быть приведены перечисления. Перечисления приводятся с абзацного отступа в столбик. Простые перечисления отделяются запятой, сложные — точкой с запятой.</w:t>
+      <w:bookmarkEnd w:id="11"/>
+    </w:p>
+    <w:p>
+      <w:r>
+        <w:t xml:space="preserve">Внутри пунктов или подпунктов могут быть приведены перечисления. Перечисления приводятся с абзацного отступа в столбик. </w:t>
+      </w:r>
+      <w:r>
+        <w:t>Элементы перечисления отделяются точкой с запятой. Последний элемент –</w:t>
+      </w:r>
+      <w:r>
+        <w:t xml:space="preserve"> точкой</w:t>
+      </w:r>
+      <w:r>
+        <w:t>.</w:t>
       </w:r>
     </w:p>
     <w:p>
       <w:pPr>
         <w:pStyle w:val="3"/>
       </w:pPr>
-      <w:bookmarkStart w:id="10" w:name="_Toc213065851"/>
+      <w:bookmarkStart w:id="12" w:name="_Toc215747290"/>
       <w:r>
         <w:t>Ненумерованные перечисления</w:t>
       </w:r>
-      <w:bookmarkEnd w:id="10"/>
-    </w:p>
-    <w:p>
-      <w:r>
-        <w:t>Перед каждым элементом перечисления следует ставить тире.</w:t>
+      <w:bookmarkEnd w:id="12"/>
+    </w:p>
+    <w:p>
+      <w:r>
+        <w:t xml:space="preserve">Перед каждым элементом перечисления следует ставить </w:t>
+      </w:r>
+      <w:r>
+        <w:t>дефис</w:t>
+      </w:r>
+      <w:r>
+        <w:t>.</w:t>
       </w:r>
     </w:p>
     <w:p>
@@ -2006,15 +2021,21 @@
       <w:pPr>
         <w:pStyle w:val="3"/>
       </w:pPr>
-      <w:bookmarkStart w:id="11" w:name="_Toc213065852"/>
+      <w:bookmarkStart w:id="13" w:name="_Toc215747291"/>
       <w:r>
         <w:t>Нумерованные перечисления</w:t>
       </w:r>
-      <w:bookmarkEnd w:id="11"/>
-    </w:p>
-    <w:p>
-      <w:r>
-        <w:t xml:space="preserve">При необходимости ссылки в тексте отчета на один из элементов перечисления вместо тире ставят строчные буквы русского алфавита со скобкой, начиная с буквы «а». Простые перечисления отделяются запятой, сложные — точкой с запятой. При наличии конкретного числа перечислений допускается перед каждым элементом перечисления ставить арабские цифры, после которых ставится скобка. </w:t>
+      <w:bookmarkEnd w:id="13"/>
+    </w:p>
+    <w:p>
+      <w:r>
+        <w:t xml:space="preserve">При необходимости ссылки в тексте отчета на один из элементов перечисления вместо </w:t>
+      </w:r>
+      <w:r>
+        <w:t>дефиса</w:t>
+      </w:r>
+      <w:r>
+        <w:t xml:space="preserve"> ставят строчные буквы русского алфавита со скобкой, начиная с буквы «а». При наличии конкретного числа перечислений допускается перед каждым элементом перечисления ставить арабские цифры, после которых ставится скобка. </w:t>
       </w:r>
     </w:p>
     <w:p>
@@ -2105,12 +2126,12 @@
       <w:pPr>
         <w:pStyle w:val="2"/>
       </w:pPr>
-      <w:bookmarkStart w:id="12" w:name="_Toc213065853"/>
+      <w:bookmarkStart w:id="14" w:name="_Toc215747292"/>
       <w:r>
         <w:lastRenderedPageBreak/>
         <w:t>Оформление иллюстраций</w:t>
       </w:r>
-      <w:bookmarkEnd w:id="12"/>
+      <w:bookmarkEnd w:id="14"/>
     </w:p>
     <w:p>
       <w:r>
@@ -2135,10 +2156,7 @@
         <w:fldChar w:fldCharType="end"/>
       </w:r>
       <w:r>
-        <w:t xml:space="preserve"> </w:t>
-      </w:r>
-      <w:r>
-        <w:t>и т. д.</w:t>
+        <w:t>.</w:t>
       </w:r>
     </w:p>
     <w:p>
@@ -2193,12 +2211,12 @@
       <w:pPr>
         <w:pStyle w:val="af3"/>
       </w:pPr>
-      <w:bookmarkStart w:id="13" w:name="_Ref175993868"/>
-      <w:bookmarkStart w:id="14" w:name="_Ref213065829"/>
+      <w:bookmarkStart w:id="15" w:name="_Ref175993868"/>
+      <w:bookmarkStart w:id="16" w:name="_Ref213065829"/>
       <w:r>
         <w:t xml:space="preserve">Рисунок </w:t>
       </w:r>
-      <w:bookmarkStart w:id="15" w:name="рисунок_кот_нс"/>
+      <w:bookmarkStart w:id="17" w:name="рисунок_кот_нс"/>
       <w:r>
         <w:fldChar w:fldCharType="begin"/>
       </w:r>
@@ -2217,12 +2235,12 @@
       <w:r>
         <w:fldChar w:fldCharType="end"/>
       </w:r>
-      <w:bookmarkEnd w:id="13"/>
       <w:bookmarkEnd w:id="15"/>
+      <w:bookmarkEnd w:id="17"/>
       <w:r>
         <w:t xml:space="preserve"> – Пример изображения, созданного нейронной сетью</w:t>
       </w:r>
-      <w:bookmarkEnd w:id="14"/>
+      <w:bookmarkEnd w:id="16"/>
     </w:p>
     <w:p>
       <w:r>
@@ -2246,12 +2264,12 @@
       <w:pPr>
         <w:pStyle w:val="2"/>
       </w:pPr>
-      <w:bookmarkStart w:id="16" w:name="_Toc213065854"/>
+      <w:bookmarkStart w:id="18" w:name="_Toc215747293"/>
       <w:r>
         <w:lastRenderedPageBreak/>
         <w:t>Формулы и уравнения</w:t>
       </w:r>
-      <w:bookmarkEnd w:id="16"/>
+      <w:bookmarkEnd w:id="18"/>
     </w:p>
     <w:p>
       <w:r>
@@ -2261,6 +2279,17 @@
     <w:p>
       <w:r>
         <w:t>Пояснение значений символов и числовых коэффициентов следует приводить непосредственно под формулой в той же последовательности, в которой они представлены в формуле. Значение каждого символа и числового коэффициента необходимо приводить с новой строки. Первую строку пояснения начинают со слова «где» без абзацного отступа.</w:t>
+      </w:r>
+    </w:p>
+    <w:p>
+      <w:r>
+        <w:t>В соответствии с ГОСТ 8.417-2002</w:t>
+      </w:r>
+      <w:r>
+        <w:t xml:space="preserve">, </w:t>
+      </w:r>
+      <w:r>
+        <w:t>рекомендуется использовать десятичный разделитель в виде запятой. Таким образом, число вида «123,45» будет являться допустимым форматом записи для дробных чисел.</w:t>
       </w:r>
     </w:p>
     <w:p>
@@ -2341,7 +2370,7 @@
         <w:tab/>
         <w:t>(</w:t>
       </w:r>
-      <w:bookmarkStart w:id="17" w:name="формула_объёма"/>
+      <w:bookmarkStart w:id="19" w:name="формула_объёма"/>
       <w:r>
         <w:fldChar w:fldCharType="begin"/>
       </w:r>
@@ -2360,7 +2389,7 @@
       <w:r>
         <w:fldChar w:fldCharType="end"/>
       </w:r>
-      <w:bookmarkEnd w:id="17"/>
+      <w:bookmarkEnd w:id="19"/>
       <w:r>
         <w:t>)</w:t>
       </w:r>
@@ -2426,12 +2455,12 @@
       <w:pPr>
         <w:pStyle w:val="2"/>
       </w:pPr>
-      <w:bookmarkStart w:id="18" w:name="_Toc213065855"/>
+      <w:bookmarkStart w:id="20" w:name="_Toc215747294"/>
       <w:r>
         <w:lastRenderedPageBreak/>
         <w:t>Таблицы</w:t>
       </w:r>
-      <w:bookmarkEnd w:id="18"/>
+      <w:bookmarkEnd w:id="20"/>
     </w:p>
     <w:p>
       <w:r>
@@ -2473,7 +2502,7 @@
         <w:pStyle w:val="af1"/>
         <w:keepNext/>
       </w:pPr>
-      <w:bookmarkStart w:id="19" w:name="_Ref175997346"/>
+      <w:bookmarkStart w:id="21" w:name="_Ref175997346"/>
       <w:r>
         <w:t>Таблица</w:t>
       </w:r>
@@ -2483,7 +2512,7 @@
         </w:rPr>
         <w:t> </w:t>
       </w:r>
-      <w:bookmarkStart w:id="20" w:name="таблица_ско"/>
+      <w:bookmarkStart w:id="22" w:name="таблица_ско"/>
       <w:r>
         <w:fldChar w:fldCharType="begin"/>
       </w:r>
@@ -2502,8 +2531,8 @@
       <w:r>
         <w:fldChar w:fldCharType="end"/>
       </w:r>
-      <w:bookmarkEnd w:id="19"/>
-      <w:bookmarkEnd w:id="20"/>
+      <w:bookmarkEnd w:id="21"/>
+      <w:bookmarkEnd w:id="22"/>
       <w:r>
         <w:rPr>
           <w:lang w:val="en-US"/>
@@ -2614,7 +2643,20 @@
               <w:rPr>
                 <w:rFonts w:eastAsia="Calibri"/>
               </w:rPr>
-              <w:t>0.2</w:t>
+              <w:t>0</w:t>
+            </w:r>
+            <w:r>
+              <w:rPr>
+                <w:rFonts w:eastAsia="Calibri"/>
+                <w:lang w:val="en-US"/>
+              </w:rPr>
+              <w:t>,</w:t>
+            </w:r>
+            <w:r>
+              <w:rPr>
+                <w:rFonts w:eastAsia="Calibri"/>
+              </w:rPr>
+              <w:t>2</w:t>
             </w:r>
           </w:p>
         </w:tc>
@@ -2656,7 +2698,20 @@
               <w:rPr>
                 <w:rFonts w:eastAsia="Calibri"/>
               </w:rPr>
-              <w:t>0.1</w:t>
+              <w:t>0</w:t>
+            </w:r>
+            <w:r>
+              <w:rPr>
+                <w:rFonts w:eastAsia="Calibri"/>
+                <w:lang w:val="en-US"/>
+              </w:rPr>
+              <w:t>,</w:t>
+            </w:r>
+            <w:r>
+              <w:rPr>
+                <w:rFonts w:eastAsia="Calibri"/>
+              </w:rPr>
+              <w:t>1</w:t>
             </w:r>
           </w:p>
         </w:tc>
@@ -2698,7 +2753,20 @@
               <w:rPr>
                 <w:rFonts w:eastAsia="Calibri"/>
               </w:rPr>
-              <w:t>0.01</w:t>
+              <w:t>0</w:t>
+            </w:r>
+            <w:r>
+              <w:rPr>
+                <w:rFonts w:eastAsia="Calibri"/>
+                <w:lang w:val="en-US"/>
+              </w:rPr>
+              <w:t>,</w:t>
+            </w:r>
+            <w:r>
+              <w:rPr>
+                <w:rFonts w:eastAsia="Calibri"/>
+              </w:rPr>
+              <w:t>01</w:t>
             </w:r>
           </w:p>
         </w:tc>
@@ -2723,12 +2791,12 @@
       <w:pPr>
         <w:pStyle w:val="2"/>
       </w:pPr>
-      <w:bookmarkStart w:id="21" w:name="_Toc213065856"/>
+      <w:bookmarkStart w:id="23" w:name="_Toc215747295"/>
       <w:r>
         <w:lastRenderedPageBreak/>
         <w:t>Источники</w:t>
       </w:r>
-      <w:bookmarkEnd w:id="21"/>
+      <w:bookmarkEnd w:id="23"/>
     </w:p>
     <w:p>
       <w:r>
@@ -2739,6 +2807,30 @@
       <w:r>
         <w:t>Список использованных источников должен включать библиографические записи на документы, использованные при составлении отчета, ссылки на которые оформляют арабскими цифрами в квадратных скобках.</w:t>
       </w:r>
+      <w:r>
+        <w:t xml:space="preserve"> Источники нумеруются в порядке их появления в тексте.</w:t>
+      </w:r>
+    </w:p>
+    <w:p>
+      <w:r>
+        <w:t xml:space="preserve">Примерно корректно оформленный источник можно найти на </w:t>
+      </w:r>
+      <w:proofErr w:type="spellStart"/>
+      <w:r>
+        <w:rPr>
+          <w:lang w:val="en-US"/>
+        </w:rPr>
+        <w:t>elibrary</w:t>
+      </w:r>
+      <w:proofErr w:type="spellEnd"/>
+      <w:r>
+        <w:t>, если он там представлен. Для этого надо войти в свой аккаунт, найти интересуемый источник и нажать на кнопку «Ссылка для цитирования».</w:t>
+      </w:r>
+    </w:p>
+    <w:p>
+      <w:r>
+        <w:t>Для цитирования книг используйте сведения, представленные на странице выходных сведений. Чаще всего представлена на обороте титульного листа либо последней странице. Здесь вы можете найти информацию о всех авторах, количестве страниц, издательстве.</w:t>
+      </w:r>
     </w:p>
     <w:p>
       <w:r>
@@ -2790,7 +2882,13 @@
         <w:rPr>
           <w:lang w:val="en-US"/>
         </w:rPr>
-        <w:t xml:space="preserve"> [3];</w:t>
+        <w:t> </w:t>
+      </w:r>
+      <w:r>
+        <w:rPr>
+          <w:lang w:val="en-US"/>
+        </w:rPr>
+        <w:t>[3];</w:t>
       </w:r>
     </w:p>
     <w:p>
@@ -2801,12 +2899,18 @@
         </w:rPr>
       </w:pPr>
       <w:r>
-        <w:t xml:space="preserve">пример оформления диссертации </w:t>
+        <w:t>пример оформления диссертации</w:t>
       </w:r>
       <w:r>
         <w:rPr>
           <w:lang w:val="en-US"/>
         </w:rPr>
+        <w:t> </w:t>
+      </w:r>
+      <w:r>
+        <w:rPr>
+          <w:lang w:val="en-US"/>
+        </w:rPr>
         <w:t>[4];</w:t>
       </w:r>
     </w:p>
@@ -2824,7 +2928,39 @@
         <w:rPr>
           <w:lang w:val="en-US"/>
         </w:rPr>
-        <w:t xml:space="preserve"> [5].</w:t>
+        <w:t> </w:t>
+      </w:r>
+      <w:r>
+        <w:rPr>
+          <w:lang w:val="en-US"/>
+        </w:rPr>
+        <w:t>[5]</w:t>
+      </w:r>
+      <w:r>
+        <w:rPr>
+          <w:lang w:val="en-US"/>
+        </w:rPr>
+        <w:t>;</w:t>
+      </w:r>
+    </w:p>
+    <w:p>
+      <w:pPr>
+        <w:pStyle w:val="a"/>
+        <w:rPr>
+          <w:lang w:val="en-US"/>
+        </w:rPr>
+      </w:pPr>
+      <w:r>
+        <w:t xml:space="preserve">пример оформления тезисов выступления </w:t>
+      </w:r>
+      <w:r>
+        <w:rPr>
+          <w:lang w:val="en-US"/>
+        </w:rPr>
+        <w:t>[6]</w:t>
+      </w:r>
+      <w:r>
+        <w:t>.</w:t>
       </w:r>
     </w:p>
     <w:p>
@@ -2834,7 +2970,7 @@
           <w:lang w:val="en-US"/>
         </w:rPr>
       </w:pPr>
-      <w:bookmarkStart w:id="22" w:name="_Toc213065857"/>
+      <w:bookmarkStart w:id="24" w:name="_Toc215747296"/>
       <w:r>
         <w:rPr>
           <w:lang w:val="en-US"/>
@@ -2842,7 +2978,7 @@
         <w:lastRenderedPageBreak/>
         <w:t>Заключение</w:t>
       </w:r>
-      <w:bookmarkEnd w:id="22"/>
+      <w:bookmarkEnd w:id="24"/>
     </w:p>
     <w:p>
       <w:r>
@@ -2884,19 +3020,19 @@
     </w:p>
     <w:p>
       <w:r>
-        <w:t>Таким образом, в процессе прохождения практики были освоены все необходимые индикаторы ОПК-2.1 и ОПК-2.2 компетенции ОПК-2.</w:t>
+        <w:t>Таким образом, были освоены все необходимые индикаторы ОПК-2.1 и ОПК-2.2 компетенции ОПК-2.</w:t>
       </w:r>
     </w:p>
     <w:p>
       <w:pPr>
         <w:pStyle w:val="1"/>
       </w:pPr>
-      <w:bookmarkStart w:id="23" w:name="_Toc213065858"/>
+      <w:bookmarkStart w:id="25" w:name="_Toc215747297"/>
       <w:r>
         <w:lastRenderedPageBreak/>
         <w:t>Список использованных источников</w:t>
       </w:r>
-      <w:bookmarkEnd w:id="23"/>
+      <w:bookmarkEnd w:id="25"/>
     </w:p>
     <w:p>
       <w:pPr>
@@ -2907,7 +3043,28 @@
         </w:numPr>
       </w:pPr>
       <w:r>
-        <w:t>Национальные проекты России [Электронный ресурс] URL:</w:t>
+        <w:t>Национальные проекты России [Электронный</w:t>
+      </w:r>
+      <w:r>
+        <w:t> </w:t>
+      </w:r>
+      <w:r>
+        <w:t>ресурс]</w:t>
+      </w:r>
+      <w:r>
+        <w:t>.</w:t>
+      </w:r>
+      <w:r>
+        <w:t xml:space="preserve"> </w:t>
+      </w:r>
+      <w:r>
+        <w:t>–</w:t>
+      </w:r>
+      <w:r>
+        <w:t xml:space="preserve"> </w:t>
+      </w:r>
+      <w:r>
+        <w:t>URL:</w:t>
       </w:r>
       <w:r>
         <w:rPr>
@@ -2916,7 +3073,13 @@
         <w:t> </w:t>
       </w:r>
       <w:r>
-        <w:t>https://национальныепроекты.рф/ (дата обращения 31.08.2024).</w:t>
+        <w:t>https://национальныепроекты.рф/ (дата обращения</w:t>
+      </w:r>
+      <w:r>
+        <w:t>:</w:t>
+      </w:r>
+      <w:r>
+        <w:t xml:space="preserve"> 31.08.2024).</w:t>
       </w:r>
     </w:p>
     <w:p>
@@ -2928,7 +3091,19 @@
         </w:numPr>
       </w:pPr>
       <w:r>
-        <w:t xml:space="preserve">Солдатова, О.П. Решение задачи классификации с использованием нейронных нечётких продукционных сетей на основе модели вывода </w:t>
+        <w:t>Солдатова,</w:t>
+      </w:r>
+      <w:r>
+        <w:t> </w:t>
+      </w:r>
+      <w:r>
+        <w:t>О.</w:t>
+      </w:r>
+      <w:r>
+        <w:t> </w:t>
+      </w:r>
+      <w:r>
+        <w:t xml:space="preserve">П. Решение задачи классификации с использованием нейронных нечётких продукционных сетей на основе модели вывода </w:t>
       </w:r>
       <w:proofErr w:type="spellStart"/>
       <w:r>
@@ -2936,7 +3111,28 @@
       </w:r>
       <w:proofErr w:type="spellEnd"/>
       <w:r>
-        <w:t xml:space="preserve">-Заде [Текст] / О.П. Солдатова, И. А. </w:t>
+        <w:t>-Заде [Текст] / О.</w:t>
+      </w:r>
+      <w:r>
+        <w:t> </w:t>
+      </w:r>
+      <w:r>
+        <w:t>П.</w:t>
+      </w:r>
+      <w:r>
+        <w:t> </w:t>
+      </w:r>
+      <w:r>
+        <w:t>Солдатова, И.</w:t>
+      </w:r>
+      <w:r>
+        <w:t> </w:t>
+      </w:r>
+      <w:r>
+        <w:t>А.</w:t>
+      </w:r>
+      <w:r>
+        <w:t> </w:t>
       </w:r>
       <w:proofErr w:type="spellStart"/>
       <w:r>
@@ -2961,7 +3157,16 @@
       </w:r>
       <w:proofErr w:type="spellEnd"/>
       <w:r>
-        <w:t xml:space="preserve">, С. Нейронные сети для обработки информации [Текст] / С. </w:t>
+        <w:t>,</w:t>
+      </w:r>
+      <w:r>
+        <w:t> </w:t>
+      </w:r>
+      <w:r>
+        <w:t>С. Нейронные сети для обработки информации [Текст] / С.</w:t>
+      </w:r>
+      <w:r>
+        <w:t> </w:t>
       </w:r>
       <w:proofErr w:type="spellStart"/>
       <w:r>
@@ -2969,7 +3174,25 @@
       </w:r>
       <w:proofErr w:type="spellEnd"/>
       <w:r>
-        <w:t xml:space="preserve">; пер. с польск. И.Д. Рудинского, </w:t>
+        <w:t>; пер. с польск. И.</w:t>
+      </w:r>
+      <w:r>
+        <w:t> </w:t>
+      </w:r>
+      <w:r>
+        <w:t>Д.</w:t>
+      </w:r>
+      <w:r>
+        <w:t> </w:t>
+      </w:r>
+      <w:r>
+        <w:t>Рудинского</w:t>
+      </w:r>
+      <w:r>
+        <w:t>;</w:t>
+      </w:r>
+      <w:r>
+        <w:t xml:space="preserve"> </w:t>
       </w:r>
       <w:proofErr w:type="spellStart"/>
       <w:r>
@@ -2977,7 +3200,19 @@
       </w:r>
       <w:proofErr w:type="spellEnd"/>
       <w:r>
-        <w:t xml:space="preserve">. И.Б Фоминых. – </w:t>
+        <w:t>. И.</w:t>
+      </w:r>
+      <w:r>
+        <w:t> </w:t>
+      </w:r>
+      <w:r>
+        <w:t>Б</w:t>
+      </w:r>
+      <w:r>
+        <w:t> </w:t>
+      </w:r>
+      <w:r>
+        <w:t xml:space="preserve">Фоминых. – </w:t>
       </w:r>
       <w:proofErr w:type="gramStart"/>
       <w:r>
@@ -3002,7 +3237,19 @@
       </w:r>
       <w:proofErr w:type="spellEnd"/>
       <w:r>
-        <w:t xml:space="preserve">, И.В. Аппроксимативный анализ законов распределения ортогональными полиномами и нейросетевыми моделями [Текст]: </w:t>
+        <w:t>,</w:t>
+      </w:r>
+      <w:r>
+        <w:t> </w:t>
+      </w:r>
+      <w:r>
+        <w:t>И.</w:t>
+      </w:r>
+      <w:r>
+        <w:t> </w:t>
+      </w:r>
+      <w:r>
+        <w:t xml:space="preserve">В. Аппроксимативный анализ законов распределения ортогональными полиномами и нейросетевыми моделями [Текст]: </w:t>
       </w:r>
       <w:proofErr w:type="spellStart"/>
       <w:r>
@@ -3012,21 +3259,22 @@
       <w:r>
         <w:t xml:space="preserve">. канд. техн. наук: 05.13.18: защищена 28.12.2007 / </w:t>
       </w:r>
+      <w:r>
+        <w:t>И. В. </w:t>
+      </w:r>
       <w:proofErr w:type="spellStart"/>
       <w:r>
         <w:t>Лёзина</w:t>
       </w:r>
       <w:proofErr w:type="spellEnd"/>
       <w:r>
-        <w:t xml:space="preserve"> Ирина </w:t>
-      </w:r>
-      <w:proofErr w:type="gramStart"/>
-      <w:r>
-        <w:t>Викторовна.–</w:t>
-      </w:r>
-      <w:proofErr w:type="gramEnd"/>
-      <w:r>
-        <w:t xml:space="preserve"> Самара: Самарский государственный аэрокосмический университет имени академика С.П. Королёва, 2012. – 108 с.</w:t>
+        <w:t>.</w:t>
+      </w:r>
+      <w:r>
+        <w:t xml:space="preserve"> </w:t>
+      </w:r>
+      <w:r>
+        <w:t>– Самара: Самарский государственный аэрокосмический университет имени академика С.П. Королёва, 2012. – 108 с.</w:t>
       </w:r>
     </w:p>
     <w:p>
@@ -3044,35 +3292,251 @@
         <w:rPr>
           <w:lang w:val="en-US"/>
         </w:rPr>
-        <w:t>DeRidder J. L. The immediate prospects for the application of ontologies in digital libraries [</w:t>
+        <w:t>DeRidder</w:t>
+      </w:r>
+      <w:r>
+        <w:rPr>
+          <w:lang w:val="en-US"/>
+        </w:rPr>
+        <w:t>,</w:t>
+      </w:r>
+      <w:r>
+        <w:rPr>
+          <w:lang w:val="en-US"/>
+        </w:rPr>
+        <w:t> </w:t>
+      </w:r>
+      <w:r>
+        <w:rPr>
+          <w:lang w:val="en-US"/>
+        </w:rPr>
+        <w:t>J.</w:t>
+      </w:r>
+      <w:r>
+        <w:rPr>
+          <w:lang w:val="en-US"/>
+        </w:rPr>
+        <w:t> </w:t>
+      </w:r>
+      <w:r>
+        <w:rPr>
+          <w:lang w:val="en-US"/>
+        </w:rPr>
+        <w:t>L. The immediate prospects for the application of ontologies in digital libraries [</w:t>
+      </w:r>
+      <w:r>
+        <w:rPr>
+          <w:lang w:val="en-US"/>
+        </w:rPr>
+        <w:t>Text</w:t>
+      </w:r>
+      <w:r>
+        <w:rPr>
+          <w:lang w:val="en-US"/>
+        </w:rPr>
+        <w:t>]</w:t>
+      </w:r>
+      <w:r>
+        <w:rPr>
+          <w:lang w:val="en-US"/>
+        </w:rPr>
+        <w:t xml:space="preserve"> </w:t>
+      </w:r>
+      <w:r>
+        <w:rPr>
+          <w:lang w:val="en-US"/>
+        </w:rPr>
+        <w:t>/ J. L. DeRidder</w:t>
+      </w:r>
+      <w:r>
+        <w:rPr>
+          <w:lang w:val="en-US"/>
+        </w:rPr>
+        <w:t xml:space="preserve"> // Knowledge Organization</w:t>
+      </w:r>
+      <w:r>
+        <w:rPr>
+          <w:lang w:val="en-US"/>
+        </w:rPr>
+        <w:t>.</w:t>
+      </w:r>
+      <w:r>
+        <w:rPr>
+          <w:lang w:val="en-US"/>
+        </w:rPr>
+        <w:t xml:space="preserve"> – 2007. – </w:t>
+      </w:r>
+      <w:r>
+        <w:rPr>
+          <w:lang w:val="en-US"/>
+        </w:rPr>
+        <w:t>v</w:t>
+      </w:r>
+      <w:r>
+        <w:rPr>
+          <w:lang w:val="en-US"/>
+        </w:rPr>
+        <w:t>ol.</w:t>
+      </w:r>
+      <w:r>
+        <w:rPr>
+          <w:lang w:val="en-US"/>
+        </w:rPr>
+        <w:t> </w:t>
+      </w:r>
+      <w:r>
+        <w:rPr>
+          <w:lang w:val="en-US"/>
+        </w:rPr>
+        <w:t xml:space="preserve">34, </w:t>
+      </w:r>
+      <w:r>
+        <w:rPr>
+          <w:lang w:val="en-US"/>
+        </w:rPr>
+        <w:t>n</w:t>
+      </w:r>
+      <w:r>
+        <w:rPr>
+          <w:lang w:val="en-US"/>
+        </w:rPr>
+        <w:t>o.</w:t>
+      </w:r>
+      <w:r>
+        <w:rPr>
+          <w:lang w:val="en-US"/>
+        </w:rPr>
+        <w:t> </w:t>
+      </w:r>
+      <w:r>
+        <w:rPr>
+          <w:lang w:val="en-US"/>
+        </w:rPr>
+        <w:t xml:space="preserve">4. </w:t>
+      </w:r>
+      <w:r>
+        <w:rPr>
+          <w:lang w:val="en-US"/>
+        </w:rPr>
+        <w:t>–</w:t>
+      </w:r>
+      <w:r>
+        <w:rPr>
+          <w:lang w:val="en-US"/>
+        </w:rPr>
+        <w:t xml:space="preserve"> </w:t>
+      </w:r>
+      <w:r>
+        <w:rPr>
+          <w:lang w:val="en-US"/>
+        </w:rPr>
+        <w:t>pp</w:t>
+      </w:r>
+      <w:r>
+        <w:rPr>
+          <w:lang w:val="en-US"/>
+        </w:rPr>
+        <w:t>.</w:t>
+      </w:r>
+      <w:r>
+        <w:rPr>
+          <w:lang w:val="en-US"/>
+        </w:rPr>
+        <w:t> </w:t>
+      </w:r>
+      <w:r>
+        <w:rPr>
+          <w:lang w:val="en-US"/>
+        </w:rPr>
+        <w:t>227–246.</w:t>
+      </w:r>
+    </w:p>
+    <w:p>
+      <w:pPr>
+        <w:pStyle w:val="a7"/>
+        <w:numPr>
+          <w:ilvl w:val="0"/>
+          <w:numId w:val="6"/>
+        </w:numPr>
+      </w:pPr>
+      <w:r>
+        <w:t xml:space="preserve">Прохоров, С. А. </w:t>
+      </w:r>
+      <w:r>
+        <w:t>К 50-Летию кафедры информационных систем и технологий</w:t>
+      </w:r>
+      <w:r>
+        <w:t xml:space="preserve"> </w:t>
+      </w:r>
+      <w:r>
+        <w:t>[</w:t>
       </w:r>
       <w:r>
         <w:t>Текст</w:t>
       </w:r>
       <w:r>
+        <w:t xml:space="preserve">] </w:t>
+      </w:r>
+      <w:r>
+        <w:t xml:space="preserve">/ </w:t>
+      </w:r>
+      <w:r>
         <w:rPr>
           <w:lang w:val="en-US"/>
         </w:rPr>
-        <w:t xml:space="preserve">] // Knowledge Organization – 2007. – Vol. 34, No. 4. </w:t>
-      </w:r>
-      <w:r>
-        <w:t>Р</w:t>
+        <w:t>C</w:t>
+      </w:r>
+      <w:r>
+        <w:t>.</w:t>
       </w:r>
       <w:r>
         <w:rPr>
           <w:lang w:val="en-US"/>
         </w:rPr>
-        <w:t>. 227–246.</w:t>
+        <w:t> </w:t>
+      </w:r>
+      <w:r>
+        <w:t>А. Прохоров</w:t>
+      </w:r>
+      <w:r>
+        <w:t xml:space="preserve"> // </w:t>
+      </w:r>
+      <w:r>
+        <w:t>Перспективные информационные технологии (ПИТ 2022): труды Международной научно-технической конференции,</w:t>
+      </w:r>
+      <w:r>
+        <w:t xml:space="preserve"> Самара, 18–21 апреля 2022 года; под ред. С. А. Прохоров</w:t>
+      </w:r>
+      <w:r>
+        <w:t>а</w:t>
+      </w:r>
+      <w:r>
+        <w:t>. – Самара</w:t>
+      </w:r>
+      <w:r>
+        <w:t>: Издательство Самарского научного центра РАН, 2022. – С.</w:t>
+      </w:r>
+      <w:r>
+        <w:t> </w:t>
+      </w:r>
+      <w:r>
+        <w:t>3-9.</w:t>
       </w:r>
     </w:p>
     <w:p>
       <w:pPr>
         <w:pStyle w:val="1"/>
       </w:pPr>
-      <w:bookmarkStart w:id="24" w:name="_Toc213065859"/>
+      <w:bookmarkStart w:id="26" w:name="_Toc215747298"/>
       <w:r>
         <w:lastRenderedPageBreak/>
-        <w:t>ПРИЛОЖЕНИЕ А</w:t>
+        <w:t>П</w:t>
+      </w:r>
+      <w:r>
+        <w:t>риложение</w:t>
+      </w:r>
+      <w:r>
+        <w:t xml:space="preserve"> А</w:t>
       </w:r>
       <w:r>
         <w:br/>
@@ -3083,7 +3547,7 @@
         </w:rPr>
         <w:t>Пример приложения</w:t>
       </w:r>
-      <w:bookmarkEnd w:id="24"/>
+      <w:bookmarkEnd w:id="26"/>
     </w:p>
     <w:p>
       <w:pPr>
@@ -3243,11 +3707,11 @@
       <w:pPr>
         <w:pStyle w:val="af3"/>
       </w:pPr>
-      <w:bookmarkStart w:id="25" w:name="_Ref176000388"/>
+      <w:bookmarkStart w:id="27" w:name="_Ref176000388"/>
       <w:r>
         <w:t xml:space="preserve">Рисунок </w:t>
       </w:r>
-      <w:bookmarkStart w:id="26" w:name="при_рис_1"/>
+      <w:bookmarkStart w:id="28" w:name="при_рис_1"/>
       <w:r>
         <w:t>А.</w:t>
       </w:r>
@@ -3296,12 +3760,12 @@
         </w:rPr>
         <w:fldChar w:fldCharType="end"/>
       </w:r>
-      <w:bookmarkEnd w:id="25"/>
-      <w:bookmarkEnd w:id="26"/>
+      <w:bookmarkEnd w:id="27"/>
+      <w:bookmarkEnd w:id="28"/>
       <w:r>
         <w:t xml:space="preserve"> – Пример рисунка в приложении</w:t>
       </w:r>
-      <w:bookmarkStart w:id="27" w:name="_Ref176000590"/>
+      <w:bookmarkStart w:id="29" w:name="_Ref176000590"/>
     </w:p>
     <w:p/>
     <w:p>
@@ -3313,7 +3777,7 @@
         <w:lastRenderedPageBreak/>
         <w:t xml:space="preserve">Таблица </w:t>
       </w:r>
-      <w:bookmarkStart w:id="28" w:name="таблица_приложение"/>
+      <w:bookmarkStart w:id="30" w:name="таблица_приложение"/>
       <w:r>
         <w:rPr>
           <w:lang w:val="en-US"/>
@@ -3331,8 +3795,8 @@
           <w:t>1</w:t>
         </w:r>
       </w:fldSimple>
-      <w:bookmarkEnd w:id="27"/>
-      <w:bookmarkEnd w:id="28"/>
+      <w:bookmarkEnd w:id="29"/>
+      <w:bookmarkEnd w:id="30"/>
       <w:r>
         <w:t xml:space="preserve"> – Пример таблицы в приложении</w:t>
       </w:r>
@@ -3452,7 +3916,58 @@
 
 <file path=word/comments.xml><?xml version="1.0" encoding="utf-8"?>
 <w:comments xmlns:wpc="http://schemas.microsoft.com/office/word/2010/wordprocessingCanvas" xmlns:cx="http://schemas.microsoft.com/office/drawing/2014/chartex" xmlns:cx1="http://schemas.microsoft.com/office/drawing/2015/9/8/chartex" xmlns:cx2="http://schemas.microsoft.com/office/drawing/2015/10/21/chartex" xmlns:cx3="http://schemas.microsoft.com/office/drawing/2016/5/9/chartex" xmlns:cx4="http://schemas.microsoft.com/office/drawing/2016/5/10/chartex" xmlns:cx5="http://schemas.microsoft.com/office/drawing/2016/5/11/chartex" xmlns:cx6="http://schemas.microsoft.com/office/drawing/2016/5/12/chartex" xmlns:cx7="http://schemas.microsoft.com/office/drawing/2016/5/13/chartex" xmlns:cx8="http://schemas.microsoft.com/office/drawing/2016/5/14/chartex" xmlns:mc="http://schemas.openxmlformats.org/markup-compatibility/2006" xmlns:aink="http://schemas.microsoft.com/office/drawing/2016/ink" xmlns:am3d="http://schemas.microsoft.com/office/drawing/2017/model3d" xmlns:o="urn:schemas-microsoft-com:office:office" xmlns:oel="http://schemas.microsoft.com/office/2019/extlst" xmlns:r="http://schemas.openxmlformats.org/officeDocument/2006/relationships" xmlns:m="http://schemas.openxmlformats.org/officeDocument/2006/math" xmlns:v="urn:schemas-microsoft-com:vml" xmlns:wp14="http://schemas.microsoft.com/office/word/2010/wordprocessingDrawing" xmlns:wp="http://schemas.openxmlformats.org/drawingml/2006/wordprocessingDrawing" xmlns:w10="urn:schemas-microsoft-com:office:word" xmlns:w="http://schemas.openxmlformats.org/wordprocessingml/2006/main" xmlns:w14="http://schemas.microsoft.com/office/word/2010/wordml" xmlns:w15="http://schemas.microsoft.com/office/word/2012/wordml" xmlns:w16cex="http://schemas.microsoft.com/office/word/2018/wordml/cex" xmlns:w16cid="http://schemas.microsoft.com/office/word/2016/wordml/cid" xmlns:w16="http://schemas.microsoft.com/office/word/2018/wordml" xmlns:w16du="http://schemas.microsoft.com/office/word/2023/wordml/word16du" xmlns:w16sdtdh="http://schemas.microsoft.com/office/word/2020/wordml/sdtdatahash" xmlns:w16sdtfl="http://schemas.microsoft.com/office/word/2024/wordml/sdtformatlock" xmlns:w16se="http://schemas.microsoft.com/office/word/2015/wordml/symex" xmlns:wpg="http://schemas.microsoft.com/office/word/2010/wordprocessingGroup" xmlns:wpi="http://schemas.microsoft.com/office/word/2010/wordprocessingInk" xmlns:wne="http://schemas.microsoft.com/office/word/2006/wordml" xmlns:wps="http://schemas.microsoft.com/office/word/2010/wordprocessingShape" mc:Ignorable="w14 w15 w16se w16cid w16 w16cex w16sdtdh w16sdtfl w16du wp14">
-  <w:comment w:id="4" w:author="Artem" w:date="2025-10-31T16:43:00Z" w:initials="A">
+  <w:comment w:id="2" w:author="Artem" w:date="2025-12-04T11:43:00Z" w:initials="A">
+    <w:p>
+      <w:pPr>
+        <w:pStyle w:val="aff5"/>
+      </w:pPr>
+      <w:r>
+        <w:rPr>
+          <w:rStyle w:val="aff4"/>
+        </w:rPr>
+        <w:annotationRef/>
+      </w:r>
+      <w:r>
+        <w:t>Пояснительная записка, реферат, отчет и т.д.</w:t>
+      </w:r>
+    </w:p>
+  </w:comment>
+  <w:comment w:id="3" w:author="Artem" w:date="2025-12-04T11:41:00Z" w:initials="A">
+    <w:p>
+      <w:pPr>
+        <w:pStyle w:val="p1"/>
+      </w:pPr>
+      <w:r>
+        <w:rPr>
+          <w:rStyle w:val="aff4"/>
+        </w:rPr>
+        <w:annotationRef/>
+      </w:r>
+      <w:r>
+        <w:t>Перечень ключевых слов</w:t>
+      </w:r>
+      <w:r>
+        <w:t xml:space="preserve">, </w:t>
+      </w:r>
+      <w:r>
+        <w:t>которые в наибольшей мере</w:t>
+      </w:r>
+    </w:p>
+    <w:p>
+      <w:pPr>
+        <w:pStyle w:val="p1"/>
+      </w:pPr>
+      <w:r>
+        <w:t>характеризуют содержание.</w:t>
+      </w:r>
+    </w:p>
+    <w:p>
+      <w:pPr>
+        <w:pStyle w:val="aff5"/>
+      </w:pPr>
+    </w:p>
+  </w:comment>
+  <w:comment w:id="6" w:author="Artem" w:date="2025-10-31T16:43:00Z" w:initials="A">
     <w:p>
       <w:pPr>
         <w:pStyle w:val="aff5"/>
@@ -3513,18 +4028,24 @@
 
 <file path=word/commentsExtended.xml><?xml version="1.0" encoding="utf-8"?>
 <w15:commentsEx xmlns:wpc="http://schemas.microsoft.com/office/word/2010/wordprocessingCanvas" xmlns:cx="http://schemas.microsoft.com/office/drawing/2014/chartex" xmlns:cx1="http://schemas.microsoft.com/office/drawing/2015/9/8/chartex" xmlns:cx2="http://schemas.microsoft.com/office/drawing/2015/10/21/chartex" xmlns:cx3="http://schemas.microsoft.com/office/drawing/2016/5/9/chartex" xmlns:cx4="http://schemas.microsoft.com/office/drawing/2016/5/10/chartex" xmlns:cx5="http://schemas.microsoft.com/office/drawing/2016/5/11/chartex" xmlns:cx6="http://schemas.microsoft.com/office/drawing/2016/5/12/chartex" xmlns:cx7="http://schemas.microsoft.com/office/drawing/2016/5/13/chartex" xmlns:cx8="http://schemas.microsoft.com/office/drawing/2016/5/14/chartex" xmlns:mc="http://schemas.openxmlformats.org/markup-compatibility/2006" xmlns:aink="http://schemas.microsoft.com/office/drawing/2016/ink" xmlns:am3d="http://schemas.microsoft.com/office/drawing/2017/model3d" xmlns:o="urn:schemas-microsoft-com:office:office" xmlns:oel="http://schemas.microsoft.com/office/2019/extlst" xmlns:r="http://schemas.openxmlformats.org/officeDocument/2006/relationships" xmlns:m="http://schemas.openxmlformats.org/officeDocument/2006/math" xmlns:v="urn:schemas-microsoft-com:vml" xmlns:wp14="http://schemas.microsoft.com/office/word/2010/wordprocessingDrawing" xmlns:wp="http://schemas.openxmlformats.org/drawingml/2006/wordprocessingDrawing" xmlns:w10="urn:schemas-microsoft-com:office:word" xmlns:w="http://schemas.openxmlformats.org/wordprocessingml/2006/main" xmlns:w14="http://schemas.microsoft.com/office/word/2010/wordml" xmlns:w15="http://schemas.microsoft.com/office/word/2012/wordml" xmlns:w16cex="http://schemas.microsoft.com/office/word/2018/wordml/cex" xmlns:w16cid="http://schemas.microsoft.com/office/word/2016/wordml/cid" xmlns:w16="http://schemas.microsoft.com/office/word/2018/wordml" xmlns:w16du="http://schemas.microsoft.com/office/word/2023/wordml/word16du" xmlns:w16sdtdh="http://schemas.microsoft.com/office/word/2020/wordml/sdtdatahash" xmlns:w16sdtfl="http://schemas.microsoft.com/office/word/2024/wordml/sdtformatlock" xmlns:w16se="http://schemas.microsoft.com/office/word/2015/wordml/symex" xmlns:wpg="http://schemas.microsoft.com/office/word/2010/wordprocessingGroup" xmlns:wpi="http://schemas.microsoft.com/office/word/2010/wordprocessingInk" xmlns:wne="http://schemas.microsoft.com/office/word/2006/wordml" xmlns:wps="http://schemas.microsoft.com/office/word/2010/wordprocessingShape" mc:Ignorable="w14 w15 w16se w16cid w16 w16cex w16sdtdh w16sdtfl w16du wp14">
+  <w15:commentEx w15:paraId="0DF4F4E2" w15:done="0"/>
+  <w15:commentEx w15:paraId="41B26082" w15:done="0"/>
   <w15:commentEx w15:paraId="5437F7A3" w15:done="0"/>
 </w15:commentsEx>
 </file>
 
 <file path=word/commentsExtensible.xml><?xml version="1.0" encoding="utf-8"?>
 <w16cex:commentsExtensible xmlns:wpc="http://schemas.microsoft.com/office/word/2010/wordprocessingCanvas" xmlns:cx="http://schemas.microsoft.com/office/drawing/2014/chartex" xmlns:cx1="http://schemas.microsoft.com/office/drawing/2015/9/8/chartex" xmlns:cx2="http://schemas.microsoft.com/office/drawing/2015/10/21/chartex" xmlns:cx3="http://schemas.microsoft.com/office/drawing/2016/5/9/chartex" xmlns:cx4="http://schemas.microsoft.com/office/drawing/2016/5/10/chartex" xmlns:cx5="http://schemas.microsoft.com/office/drawing/2016/5/11/chartex" xmlns:cx6="http://schemas.microsoft.com/office/drawing/2016/5/12/chartex" xmlns:cx7="http://schemas.microsoft.com/office/drawing/2016/5/13/chartex" xmlns:cx8="http://schemas.microsoft.com/office/drawing/2016/5/14/chartex" xmlns:cr="http://schemas.microsoft.com/office/comments/2020/reactions" xmlns:mc="http://schemas.openxmlformats.org/markup-compatibility/2006" xmlns:aink="http://schemas.microsoft.com/office/drawing/2016/ink" xmlns:am3d="http://schemas.microsoft.com/office/drawing/2017/model3d" xmlns:o="urn:schemas-microsoft-com:office:office" xmlns:oel="http://schemas.microsoft.com/office/2019/extlst" xmlns:r="http://schemas.openxmlformats.org/officeDocument/2006/relationships" xmlns:m="http://schemas.openxmlformats.org/officeDocument/2006/math" xmlns:v="urn:schemas-microsoft-com:vml" xmlns:wp14="http://schemas.microsoft.com/office/word/2010/wordprocessingDrawing" xmlns:wp="http://schemas.openxmlformats.org/drawingml/2006/wordprocessingDrawing" xmlns:w10="urn:schemas-microsoft-com:office:word" xmlns:w="http://schemas.openxmlformats.org/wordprocessingml/2006/main" xmlns:w14="http://schemas.microsoft.com/office/word/2010/wordml" xmlns:w15="http://schemas.microsoft.com/office/word/2012/wordml" xmlns:w16cex="http://schemas.microsoft.com/office/word/2018/wordml/cex" xmlns:w16cid="http://schemas.microsoft.com/office/word/2016/wordml/cid" xmlns:w16="http://schemas.microsoft.com/office/word/2018/wordml" xmlns:w16du="http://schemas.microsoft.com/office/word/2023/wordml/word16du" xmlns:w16sdtdh="http://schemas.microsoft.com/office/word/2020/wordml/sdtdatahash" xmlns:w16sdtfl="http://schemas.microsoft.com/office/word/2024/wordml/sdtformatlock" xmlns:w16se="http://schemas.microsoft.com/office/word/2015/wordml/symex" xmlns:wpg="http://schemas.microsoft.com/office/word/2010/wordprocessingGroup" xmlns:wpi="http://schemas.microsoft.com/office/word/2010/wordprocessingInk" xmlns:wne="http://schemas.microsoft.com/office/word/2006/wordml" xmlns:wps="http://schemas.microsoft.com/office/word/2010/wordprocessingShape" mc:Ignorable="w14 w15 w16se w16cid w16 w16cex w16sdtdh w16sdtfl cr w16du wp14">
+  <w16cex:commentExtensible w16cex:durableId="3DCC200F" w16cex:dateUtc="2025-12-04T07:43:00Z"/>
+  <w16cex:commentExtensible w16cex:durableId="411F8D58" w16cex:dateUtc="2025-12-04T07:41:00Z"/>
   <w16cex:commentExtensible w16cex:durableId="1C290812" w16cex:dateUtc="2025-10-31T12:43:00Z"/>
 </w16cex:commentsExtensible>
 </file>
 
 <file path=word/commentsIds.xml><?xml version="1.0" encoding="utf-8"?>
 <w16cid:commentsIds xmlns:wpc="http://schemas.microsoft.com/office/word/2010/wordprocessingCanvas" xmlns:cx="http://schemas.microsoft.com/office/drawing/2014/chartex" xmlns:cx1="http://schemas.microsoft.com/office/drawing/2015/9/8/chartex" xmlns:cx2="http://schemas.microsoft.com/office/drawing/2015/10/21/chartex" xmlns:cx3="http://schemas.microsoft.com/office/drawing/2016/5/9/chartex" xmlns:cx4="http://schemas.microsoft.com/office/drawing/2016/5/10/chartex" xmlns:cx5="http://schemas.microsoft.com/office/drawing/2016/5/11/chartex" xmlns:cx6="http://schemas.microsoft.com/office/drawing/2016/5/12/chartex" xmlns:cx7="http://schemas.microsoft.com/office/drawing/2016/5/13/chartex" xmlns:cx8="http://schemas.microsoft.com/office/drawing/2016/5/14/chartex" xmlns:mc="http://schemas.openxmlformats.org/markup-compatibility/2006" xmlns:aink="http://schemas.microsoft.com/office/drawing/2016/ink" xmlns:am3d="http://schemas.microsoft.com/office/drawing/2017/model3d" xmlns:o="urn:schemas-microsoft-com:office:office" xmlns:oel="http://schemas.microsoft.com/office/2019/extlst" xmlns:r="http://schemas.openxmlformats.org/officeDocument/2006/relationships" xmlns:m="http://schemas.openxmlformats.org/officeDocument/2006/math" xmlns:v="urn:schemas-microsoft-com:vml" xmlns:wp14="http://schemas.microsoft.com/office/word/2010/wordprocessingDrawing" xmlns:wp="http://schemas.openxmlformats.org/drawingml/2006/wordprocessingDrawing" xmlns:w10="urn:schemas-microsoft-com:office:word" xmlns:w="http://schemas.openxmlformats.org/wordprocessingml/2006/main" xmlns:w14="http://schemas.microsoft.com/office/word/2010/wordml" xmlns:w15="http://schemas.microsoft.com/office/word/2012/wordml" xmlns:w16cex="http://schemas.microsoft.com/office/word/2018/wordml/cex" xmlns:w16cid="http://schemas.microsoft.com/office/word/2016/wordml/cid" xmlns:w16="http://schemas.microsoft.com/office/word/2018/wordml" xmlns:w16du="http://schemas.microsoft.com/office/word/2023/wordml/word16du" xmlns:w16sdtdh="http://schemas.microsoft.com/office/word/2020/wordml/sdtdatahash" xmlns:w16sdtfl="http://schemas.microsoft.com/office/word/2024/wordml/sdtformatlock" xmlns:w16se="http://schemas.microsoft.com/office/word/2015/wordml/symex" xmlns:wpg="http://schemas.microsoft.com/office/word/2010/wordprocessingGroup" xmlns:wpi="http://schemas.microsoft.com/office/word/2010/wordprocessingInk" xmlns:wne="http://schemas.microsoft.com/office/word/2006/wordml" xmlns:wps="http://schemas.microsoft.com/office/word/2010/wordprocessingShape" mc:Ignorable="w14 w15 w16se w16cid w16 w16cex w16sdtdh w16sdtfl w16du wp14">
+  <w16cid:commentId w16cid:paraId="0DF4F4E2" w16cid:durableId="3DCC200F"/>
+  <w16cid:commentId w16cid:paraId="41B26082" w16cid:durableId="411F8D58"/>
   <w16cid:commentId w16cid:paraId="5437F7A3" w16cid:durableId="1C290812"/>
 </w16cid:commentsIds>
 </file>
@@ -4971,7 +5492,6 @@
   <w:style w:type="character" w:default="1" w:styleId="a3">
     <w:name w:val="Default Paragraph Font"/>
     <w:uiPriority w:val="1"/>
-    <w:semiHidden/>
     <w:unhideWhenUsed/>
   </w:style>
   <w:style w:type="table" w:default="1" w:styleId="a4">
@@ -5084,7 +5604,7 @@
     <w:basedOn w:val="a3"/>
     <w:link w:val="ac"/>
     <w:qFormat/>
-    <w:rsid w:val="00C9029C"/>
+    <w:rsid w:val="00735EE3"/>
   </w:style>
   <w:style w:type="character" w:styleId="ad">
     <w:name w:val="Placeholder Text"/>
@@ -5102,7 +5622,7 @@
     <w:basedOn w:val="a3"/>
     <w:link w:val="af"/>
     <w:qFormat/>
-    <w:rsid w:val="00D56650"/>
+    <w:rsid w:val="00735EE3"/>
   </w:style>
   <w:style w:type="character" w:customStyle="1" w:styleId="af0">
     <w:name w:val="Название объекта Знак"/>
@@ -5121,7 +5641,7 @@
     <w:basedOn w:val="af0"/>
     <w:link w:val="af3"/>
     <w:qFormat/>
-    <w:rsid w:val="00AD5096"/>
+    <w:rsid w:val="00735EE3"/>
     <w:rPr>
       <w:iCs/>
       <w:szCs w:val="28"/>
@@ -5348,9 +5868,10 @@
     <w:basedOn w:val="a2"/>
     <w:link w:val="ab"/>
     <w:qFormat/>
-    <w:rsid w:val="00C9029C"/>
+    <w:rsid w:val="00735EE3"/>
     <w:pPr>
       <w:keepNext/>
+      <w:spacing w:before="280"/>
       <w:ind w:firstLine="0"/>
       <w:jc w:val="center"/>
     </w:pPr>
@@ -5361,13 +5882,13 @@
     <w:next w:val="a2"/>
     <w:link w:val="ae"/>
     <w:qFormat/>
-    <w:rsid w:val="00D56650"/>
+    <w:rsid w:val="00735EE3"/>
     <w:pPr>
       <w:tabs>
         <w:tab w:val="center" w:pos="4678"/>
         <w:tab w:val="right" w:pos="9638"/>
       </w:tabs>
-      <w:spacing w:before="280" w:after="280"/>
+      <w:spacing w:before="280" w:after="280" w:line="240" w:lineRule="auto"/>
       <w:ind w:firstLine="0"/>
       <w:contextualSpacing/>
     </w:pPr>
@@ -5378,8 +5899,9 @@
     <w:next w:val="a2"/>
     <w:link w:val="af2"/>
     <w:qFormat/>
-    <w:rsid w:val="00AD5096"/>
+    <w:rsid w:val="00735EE3"/>
     <w:pPr>
+      <w:spacing w:after="280"/>
       <w:jc w:val="center"/>
     </w:pPr>
   </w:style>
@@ -5597,6 +6119,24 @@
       <w:bCs/>
       <w:sz w:val="20"/>
       <w:szCs w:val="20"/>
+    </w:rPr>
+  </w:style>
+  <w:style w:type="paragraph" w:customStyle="1" w:styleId="p1">
+    <w:name w:val="p1"/>
+    <w:basedOn w:val="a2"/>
+    <w:rsid w:val="00F63D7F"/>
+    <w:pPr>
+      <w:suppressAutoHyphens w:val="0"/>
+      <w:spacing w:line="240" w:lineRule="auto"/>
+      <w:ind w:firstLine="0"/>
+      <w:jc w:val="left"/>
+    </w:pPr>
+    <w:rPr>
+      <w:rFonts w:eastAsia="Times New Roman" w:cs="Times New Roman"/>
+      <w:color w:val="000000"/>
+      <w:sz w:val="21"/>
+      <w:szCs w:val="21"/>
+      <w:lang w:eastAsia="ru-RU"/>
     </w:rPr>
   </w:style>
 </w:styles>

--- a/template.docx
+++ b/template.docx
@@ -777,6 +777,26 @@
       </w:pPr>
       <w:r>
         <w:t>область применения результатов.</w:t>
+      </w:r>
+    </w:p>
+    <w:p>
+      <w:r>
+        <w:t xml:space="preserve">Объект исследования </w:t>
+      </w:r>
+      <w:r>
+        <w:t xml:space="preserve">– </w:t>
+      </w:r>
+      <w:r>
+        <w:t xml:space="preserve">это широкая область, явление или процесс, который исследователь изучает, наблюдает или оценивает. Предмет исследования </w:t>
+      </w:r>
+      <w:r>
+        <w:t xml:space="preserve">– </w:t>
+      </w:r>
+      <w:r>
+        <w:t>это более узкий аспект или часть объекта, его характеристика или свойство, которые конкретно исследуются в работе</w:t>
+      </w:r>
+      <w:r>
+        <w:t>.</w:t>
       </w:r>
     </w:p>
     <w:p>
@@ -1877,7 +1897,7 @@
     </w:p>
     <w:p>
       <w:r>
-        <w:t>Текст отчёта оформляется в соответствии со стандартом университета: СТО 02068410 004-2019, доступный через личный кабинет студента.</w:t>
+        <w:t>Текст отчёта оформляется в соответствии со стандартом университета СТО 02068410 004-2019, доступный через личный кабинет студента.</w:t>
       </w:r>
     </w:p>
     <w:p>
@@ -2283,13 +2303,7 @@
     </w:p>
     <w:p>
       <w:r>
-        <w:t>В соответствии с ГОСТ 8.417-2002</w:t>
-      </w:r>
-      <w:r>
-        <w:t xml:space="preserve">, </w:t>
-      </w:r>
-      <w:r>
-        <w:t>рекомендуется использовать десятичный разделитель в виде запятой. Таким образом, число вида «123,45» будет являться допустимым форматом записи для дробных чисел.</w:t>
+        <w:t>В соответствии с ГОСТ 8.417-2002, рекомендуется использовать десятичный разделитель в виде запятой. Таким образом, число вида «123,45» будет являться допустимым форматом записи для дробных чисел.</w:t>
       </w:r>
     </w:p>
     <w:p>
